--- a/flow/20230914_vu_template/drafts/2024-08-g/05-ПН-передсвяття Преображення,Євсигнія.docx
+++ b/flow/20230914_vu_template/drafts/2024-08-g/05-ПН-передсвяття Преображення,Євсигнія.docx
@@ -7086,10 +7086,8 @@
     </w:p>
     <w:p>
       <w:pPr>
-        <w:spacing w:after="120"/>
-        <w:rPr>
-          <w:rFonts w:ascii="Times New Roman" w:hAnsi="Times New Roman"/>
-        </w:rPr>
+        <w:pStyle w:val="a"/>
+        <w:spacing w:after="120"/>
       </w:pPr>
       <w:r>
         <w:rPr>
@@ -7114,7 +7112,7 @@
           <w:sz w:val="24"/>
           <w:u w:val="single"/>
         </w:rPr>
-        <w:t>Ви́веди з в’язни́ці мою́ ду́шу,* щоб дя́кува</w:t>
+        <w:t xml:space="preserve">Коли́ Ти, </w:t>
       </w:r>
       <w:r>
         <w:rPr>
@@ -7122,7 +7120,95 @@
           <w:sz w:val="24"/>
           <w:u w:val="single"/>
         </w:rPr>
-        <w:t>ти І́мені Твоє́му.</w:t>
+        <w:t>Го́споди</w:t>
+      </w:r>
+      <w:r>
+        <w:rPr>
+          <w:rFonts w:ascii="Times New Roman" w:hAnsi="Times New Roman"/>
+          <w:sz w:val="24"/>
+          <w:u w:val="single"/>
+        </w:rPr>
+        <w:t xml:space="preserve">, </w:t>
+      </w:r>
+      <w:r>
+        <w:rPr>
+          <w:rFonts w:ascii="Times New Roman" w:hAnsi="Times New Roman"/>
+          <w:sz w:val="24"/>
+          <w:u w:val="single"/>
+        </w:rPr>
+        <w:t>зважа́тимеш</w:t>
+      </w:r>
+      <w:r>
+        <w:rPr>
+          <w:rFonts w:ascii="Times New Roman" w:hAnsi="Times New Roman"/>
+          <w:sz w:val="24"/>
+          <w:u w:val="single"/>
+        </w:rPr>
+        <w:t xml:space="preserve"> на </w:t>
+      </w:r>
+      <w:r>
+        <w:rPr>
+          <w:rFonts w:ascii="Times New Roman" w:hAnsi="Times New Roman"/>
+          <w:sz w:val="24"/>
+          <w:u w:val="single"/>
+        </w:rPr>
+        <w:t>беззако́ння</w:t>
+      </w:r>
+      <w:r>
+        <w:rPr>
+          <w:rFonts w:ascii="Times New Roman" w:hAnsi="Times New Roman"/>
+          <w:sz w:val="24"/>
+          <w:u w:val="single"/>
+        </w:rPr>
+        <w:t xml:space="preserve">, то хто </w:t>
+      </w:r>
+      <w:r>
+        <w:rPr>
+          <w:rFonts w:ascii="Times New Roman" w:hAnsi="Times New Roman"/>
+          <w:sz w:val="24"/>
+          <w:u w:val="single"/>
+        </w:rPr>
+        <w:t>всто́їться</w:t>
+      </w:r>
+      <w:r>
+        <w:rPr>
+          <w:rFonts w:ascii="Times New Roman" w:hAnsi="Times New Roman"/>
+          <w:sz w:val="24"/>
+          <w:u w:val="single"/>
+        </w:rPr>
+        <w:t xml:space="preserve">, Го́споди.* Та в </w:t>
+      </w:r>
+      <w:r>
+        <w:rPr>
+          <w:rFonts w:ascii="Times New Roman" w:hAnsi="Times New Roman"/>
+          <w:sz w:val="24"/>
+          <w:u w:val="single"/>
+        </w:rPr>
+        <w:t>Те́бе</w:t>
+      </w:r>
+      <w:r>
+        <w:rPr>
+          <w:rFonts w:ascii="Times New Roman" w:hAnsi="Times New Roman"/>
+          <w:sz w:val="24"/>
+          <w:u w:val="single"/>
+        </w:rPr>
+        <w:t xml:space="preserve"> є </w:t>
+      </w:r>
+      <w:r>
+        <w:rPr>
+          <w:rFonts w:ascii="Times New Roman" w:hAnsi="Times New Roman"/>
+          <w:sz w:val="24"/>
+          <w:u w:val="single"/>
+        </w:rPr>
+        <w:t>проще́ння</w:t>
+      </w:r>
+      <w:r>
+        <w:rPr>
+          <w:rFonts w:ascii="Times New Roman" w:hAnsi="Times New Roman"/>
+          <w:sz w:val="24"/>
+          <w:u w:val="single"/>
+        </w:rPr>
+        <w:t>.</w:t>
       </w:r>
     </w:p>
     <w:p>

--- a/flow/20230914_vu_template/drafts/2024-08-g/05-ПН-передсвяття Преображення,Євсигнія.docx
+++ b/flow/20230914_vu_template/drafts/2024-08-g/05-ПН-передсвяття Преображення,Євсигнія.docx
@@ -110,41 +110,397 @@
           <w:i/>
           <w:color w:val="FF4400"/>
           <w:sz w:val="24"/>
+        </w:rPr>
+        <w:t>Священик:</w:t>
+      </w:r>
+      <w:r>
+        <w:rPr>
+          <w:rFonts w:ascii="Times New Roman" w:hAnsi="Times New Roman"/>
+          <w:sz w:val="24"/>
+        </w:rPr>
+        <w:t xml:space="preserve"> Благословенний Бог наш завжди, нині і повсякчас, і на віки віків.</w:t>
+      </w:r>
+    </w:p>
+    <w:p>
+      <w:pPr>
+        <w:spacing w:after="120"/>
+        <w:jc w:val="both"/>
+        <w:rPr>
+          <w:rFonts w:ascii="Times New Roman" w:hAnsi="Times New Roman"/>
+          <w:sz w:val="24"/>
           <w:szCs w:val="24"/>
           <w:lang w:val="ru-MD"/>
         </w:rPr>
-        <w:t>Священик:</w:t>
-      </w:r>
-      <w:r>
-        <w:rPr>
-          <w:rFonts w:ascii="Times New Roman" w:hAnsi="Times New Roman"/>
+      </w:pPr>
+      <w:r>
+        <w:rPr>
+          <w:rFonts w:ascii="Times New Roman" w:hAnsi="Times New Roman"/>
+          <w:i/>
+          <w:color w:val="FF0000"/>
           <w:sz w:val="24"/>
           <w:szCs w:val="24"/>
           <w:lang w:val="ru-MD"/>
         </w:rPr>
-        <w:t xml:space="preserve"> Благословенний Бог наш завжди, нині і повсякчас, і на віки віків.</w:t>
-      </w:r>
-    </w:p>
-    <w:p>
-      <w:pPr>
-        <w:spacing w:after="120"/>
-        <w:jc w:val="both"/>
-        <w:rPr>
-          <w:rFonts w:ascii="Times New Roman" w:hAnsi="Times New Roman"/>
+        <w:t>Вірні:</w:t>
+      </w:r>
+      <w:r>
+        <w:rPr>
+          <w:rFonts w:ascii="Times New Roman" w:hAnsi="Times New Roman"/>
+          <w:color w:val="FF0000"/>
           <w:sz w:val="24"/>
           <w:szCs w:val="24"/>
           <w:lang w:val="ru-MD"/>
         </w:rPr>
-      </w:pPr>
-      <w:r>
-        <w:rPr>
-          <w:rFonts w:ascii="Times New Roman" w:hAnsi="Times New Roman"/>
-          <w:i/>
-          <w:color w:val="FF0000"/>
+        <w:t xml:space="preserve"> </w:t>
+      </w:r>
+      <w:r>
+        <w:rPr>
+          <w:rFonts w:ascii="Times New Roman" w:hAnsi="Times New Roman"/>
           <w:sz w:val="24"/>
           <w:szCs w:val="24"/>
           <w:lang w:val="ru-MD"/>
         </w:rPr>
+        <w:t>Амінь. Слава тобі, Боже наш, слава тобі.</w:t>
+      </w:r>
+    </w:p>
+    <w:p>
+      <w:pPr>
+        <w:spacing w:after="120"/>
+        <w:rPr>
+          <w:rFonts w:ascii="Times New Roman" w:hAnsi="Times New Roman"/>
+          <w:lang w:val="ru-MD"/>
+        </w:rPr>
+      </w:pPr>
+      <w:r>
+        <w:rPr>
+          <w:rFonts w:ascii="Times New Roman" w:hAnsi="Times New Roman"/>
+          <w:sz w:val="24"/>
+          <w:szCs w:val="24"/>
+          <w:lang w:val="ru-MD"/>
+        </w:rPr>
+        <w:t>Ца́рю небе́сний, утіши́телю, Ду́ше íстини,* що всю́ди єси́ і все наповня́єш,* скарбни́це благ і життя́ пода́телю,* прийди́, і всели́ся в нас,</w:t>
+      </w:r>
+      <w:r>
+        <w:rPr>
+          <w:rFonts w:ascii="Times New Roman" w:hAnsi="Times New Roman"/>
+          <w:sz w:val="24"/>
+          <w:szCs w:val="24"/>
+          <w:lang w:val="ru-MD"/>
+        </w:rPr>
+        <w:t>* і очи́сти нас від уся́кої скве́рни,* і спаси́, благи́й, ду́ші на́ші.</w:t>
+      </w:r>
+    </w:p>
+    <w:p>
+      <w:pPr>
+        <w:pStyle w:val="a"/>
+        <w:spacing w:after="120"/>
+      </w:pPr>
+      <w:r>
+        <w:rPr>
+          <w:rFonts w:ascii="Times New Roman" w:hAnsi="Times New Roman"/>
+          <w:sz w:val="24"/>
+        </w:rPr>
+        <w:t xml:space="preserve">Святий Боже, святий Кріпкий, святий Безсмертний, помилуй нас. </w:t>
+      </w:r>
+      <w:r>
+        <w:rPr>
+          <w:rFonts w:ascii="Times New Roman" w:hAnsi="Times New Roman"/>
+          <w:i/>
+          <w:color w:val="FF0000"/>
+          <w:sz w:val="24"/>
+        </w:rPr>
+        <w:t>(3 р.)</w:t>
+      </w:r>
+    </w:p>
+    <w:p>
+      <w:pPr>
+        <w:pStyle w:val="a"/>
+        <w:spacing w:after="120"/>
+      </w:pPr>
+      <w:r>
+        <w:rPr>
+          <w:rFonts w:ascii="Times New Roman" w:hAnsi="Times New Roman"/>
+          <w:sz w:val="24"/>
+        </w:rPr>
+        <w:t>Слава Отцю, і Сину, і Святому Духові,* і нині і повсякчас, і на віки віків. Амінь.</w:t>
+      </w:r>
+    </w:p>
+    <w:p>
+      <w:pPr>
+        <w:spacing w:after="120"/>
+        <w:jc w:val="both"/>
+        <w:rPr>
+          <w:rFonts w:ascii="Times New Roman" w:hAnsi="Times New Roman"/>
+          <w:sz w:val="24"/>
+          <w:szCs w:val="24"/>
+        </w:rPr>
+      </w:pPr>
+      <w:r>
+        <w:rPr>
+          <w:rFonts w:ascii="Times New Roman" w:hAnsi="Times New Roman"/>
+          <w:sz w:val="24"/>
+          <w:szCs w:val="24"/>
+        </w:rPr>
+        <w:t>Пресвята Тройце, помилуй нас;* Гос</w:t>
+      </w:r>
+      <w:r>
+        <w:rPr>
+          <w:rFonts w:ascii="Times New Roman" w:hAnsi="Times New Roman"/>
+          <w:sz w:val="24"/>
+          <w:szCs w:val="24"/>
+        </w:rPr>
+        <w:t>поди, очисти гріхи наші;* Владико, прости беззаконня наші;* Святий, завітай і зціли немочі наші імени твого ради.</w:t>
+      </w:r>
+    </w:p>
+    <w:p>
+      <w:pPr>
+        <w:pStyle w:val="a"/>
+        <w:spacing w:after="120"/>
+      </w:pPr>
+      <w:r>
+        <w:rPr>
+          <w:rFonts w:ascii="Times New Roman" w:hAnsi="Times New Roman"/>
+          <w:sz w:val="24"/>
+        </w:rPr>
+        <w:t>Господи, помилуй</w:t>
+      </w:r>
+      <w:r>
+        <w:rPr>
+          <w:rFonts w:ascii="Times New Roman" w:hAnsi="Times New Roman"/>
+          <w:sz w:val="24"/>
+        </w:rPr>
+        <w:t>.</w:t>
+      </w:r>
+      <w:r>
+        <w:rPr>
+          <w:rFonts w:ascii="Times New Roman" w:hAnsi="Times New Roman"/>
+          <w:sz w:val="24"/>
+        </w:rPr>
+        <w:t xml:space="preserve"> </w:t>
+      </w:r>
+      <w:r>
+        <w:rPr>
+          <w:rFonts w:ascii="Times New Roman" w:hAnsi="Times New Roman"/>
+          <w:i/>
+          <w:color w:val="FF0000"/>
+          <w:sz w:val="24"/>
+        </w:rPr>
+        <w:t>(3 р.)</w:t>
+      </w:r>
+    </w:p>
+    <w:p>
+      <w:pPr>
+        <w:pStyle w:val="a"/>
+        <w:spacing w:after="120"/>
+      </w:pPr>
+      <w:r>
+        <w:rPr>
+          <w:rFonts w:ascii="Times New Roman" w:hAnsi="Times New Roman"/>
+          <w:sz w:val="24"/>
+        </w:rPr>
+        <w:t xml:space="preserve">Слава </w:t>
+      </w:r>
+      <w:r>
+        <w:rPr>
+          <w:rFonts w:ascii="Times New Roman" w:hAnsi="Times New Roman"/>
+          <w:sz w:val="24"/>
+        </w:rPr>
+        <w:t>Отцю</w:t>
+      </w:r>
+      <w:r>
+        <w:rPr>
+          <w:rFonts w:ascii="Times New Roman" w:hAnsi="Times New Roman"/>
+          <w:sz w:val="24"/>
+        </w:rPr>
+        <w:t xml:space="preserve">, і Сину, і Святому </w:t>
+      </w:r>
+      <w:r>
+        <w:rPr>
+          <w:rFonts w:ascii="Times New Roman" w:hAnsi="Times New Roman"/>
+          <w:sz w:val="24"/>
+        </w:rPr>
+        <w:t>Духові</w:t>
+      </w:r>
+      <w:r>
+        <w:rPr>
+          <w:rFonts w:ascii="Times New Roman" w:hAnsi="Times New Roman"/>
+          <w:sz w:val="24"/>
+        </w:rPr>
+        <w:t>,</w:t>
+      </w:r>
+      <w:r>
+        <w:rPr>
+          <w:rFonts w:ascii="Times New Roman" w:hAnsi="Times New Roman"/>
+          <w:sz w:val="24"/>
+        </w:rPr>
+        <w:t xml:space="preserve">* </w:t>
+      </w:r>
+      <w:r>
+        <w:rPr>
+          <w:rFonts w:ascii="Times New Roman" w:hAnsi="Times New Roman"/>
+          <w:sz w:val="24"/>
+        </w:rPr>
+        <w:t>і</w:t>
+      </w:r>
+      <w:r>
+        <w:rPr>
+          <w:rFonts w:ascii="Times New Roman" w:hAnsi="Times New Roman"/>
+          <w:b/>
+          <w:sz w:val="24"/>
+        </w:rPr>
+        <w:t xml:space="preserve"> </w:t>
+      </w:r>
+      <w:r>
+        <w:rPr>
+          <w:rFonts w:ascii="Times New Roman" w:hAnsi="Times New Roman"/>
+          <w:sz w:val="24"/>
+        </w:rPr>
+        <w:t>нині</w:t>
+      </w:r>
+      <w:r>
+        <w:rPr>
+          <w:rFonts w:ascii="Times New Roman" w:hAnsi="Times New Roman"/>
+          <w:sz w:val="24"/>
+        </w:rPr>
+        <w:t xml:space="preserve"> і </w:t>
+      </w:r>
+      <w:r>
+        <w:rPr>
+          <w:rFonts w:ascii="Times New Roman" w:hAnsi="Times New Roman"/>
+          <w:sz w:val="24"/>
+        </w:rPr>
+        <w:t>повсякчас</w:t>
+      </w:r>
+      <w:r>
+        <w:rPr>
+          <w:rFonts w:ascii="Times New Roman" w:hAnsi="Times New Roman"/>
+          <w:sz w:val="24"/>
+        </w:rPr>
+        <w:t xml:space="preserve">, і на </w:t>
+      </w:r>
+      <w:r>
+        <w:rPr>
+          <w:rFonts w:ascii="Times New Roman" w:hAnsi="Times New Roman"/>
+          <w:sz w:val="24"/>
+        </w:rPr>
+        <w:t>віки</w:t>
+      </w:r>
+      <w:r>
+        <w:rPr>
+          <w:rFonts w:ascii="Times New Roman" w:hAnsi="Times New Roman"/>
+          <w:sz w:val="24"/>
+        </w:rPr>
+        <w:t xml:space="preserve"> </w:t>
+      </w:r>
+      <w:r>
+        <w:rPr>
+          <w:rFonts w:ascii="Times New Roman" w:hAnsi="Times New Roman"/>
+          <w:sz w:val="24"/>
+        </w:rPr>
+        <w:t>віків</w:t>
+      </w:r>
+      <w:r>
+        <w:rPr>
+          <w:rFonts w:ascii="Times New Roman" w:hAnsi="Times New Roman"/>
+          <w:sz w:val="24"/>
+        </w:rPr>
+        <w:t xml:space="preserve">. </w:t>
+      </w:r>
+      <w:r>
+        <w:rPr>
+          <w:rFonts w:ascii="Times New Roman" w:hAnsi="Times New Roman"/>
+          <w:sz w:val="24"/>
+        </w:rPr>
+        <w:t>Амінь</w:t>
+      </w:r>
+      <w:r>
+        <w:rPr>
+          <w:rFonts w:ascii="Times New Roman" w:hAnsi="Times New Roman"/>
+          <w:sz w:val="24"/>
+        </w:rPr>
+        <w:t>.</w:t>
+      </w:r>
+    </w:p>
+    <w:p>
+      <w:pPr>
+        <w:spacing w:after="120"/>
+        <w:jc w:val="both"/>
+        <w:rPr>
+          <w:rFonts w:ascii="Times New Roman" w:hAnsi="Times New Roman"/>
+          <w:sz w:val="24"/>
+          <w:szCs w:val="24"/>
+        </w:rPr>
+      </w:pPr>
+      <w:r>
+        <w:rPr>
+          <w:rFonts w:ascii="Times New Roman" w:hAnsi="Times New Roman"/>
+          <w:sz w:val="24"/>
+          <w:szCs w:val="24"/>
+        </w:rPr>
+        <w:t>Отче наш, що єси на небесах,* нехай</w:t>
+      </w:r>
+      <w:r>
+        <w:rPr>
+          <w:rFonts w:ascii="Times New Roman" w:hAnsi="Times New Roman"/>
+          <w:sz w:val="24"/>
+          <w:szCs w:val="24"/>
+        </w:rPr>
+        <w:t xml:space="preserve"> святиться ім’я твоє,* нехай прийде царство твоє,* нехай буде воля твоя, як на небі, так і на землі.* Хліб наш насущний дай нам сьогодні,* і прости нам провини наші,* як і ми прощаємо винуватцям нашим,* і не введи нас у спокусу,* але визволи нас від лукаво</w:t>
+      </w:r>
+      <w:r>
+        <w:rPr>
+          <w:rFonts w:ascii="Times New Roman" w:hAnsi="Times New Roman"/>
+          <w:sz w:val="24"/>
+          <w:szCs w:val="24"/>
+        </w:rPr>
+        <w:t>го.</w:t>
+      </w:r>
+    </w:p>
+    <w:p>
+      <w:pPr>
+        <w:spacing w:after="120"/>
+        <w:rPr>
+          <w:rFonts w:ascii="Times New Roman" w:hAnsi="Times New Roman"/>
+        </w:rPr>
+      </w:pPr>
+      <w:r>
+        <w:rPr>
+          <w:rFonts w:ascii="Times New Roman" w:hAnsi="Times New Roman"/>
+          <w:i/>
+          <w:color w:val="FF0000"/>
+          <w:sz w:val="24"/>
+          <w:szCs w:val="24"/>
+        </w:rPr>
+        <w:t>Священник:</w:t>
+      </w:r>
+      <w:r>
+        <w:rPr>
+          <w:rFonts w:ascii="Times New Roman" w:hAnsi="Times New Roman"/>
+          <w:sz w:val="24"/>
+          <w:szCs w:val="24"/>
+        </w:rPr>
+        <w:t xml:space="preserve"> Бо Твоє є царство, і сила, і слава, Отця, і Сина, і Святого Духа, нині, і повсякчас, і на віки віків.</w:t>
+      </w:r>
+    </w:p>
+    <w:p>
+      <w:pPr>
+        <w:spacing w:after="120"/>
+        <w:jc w:val="both"/>
+        <w:rPr>
+          <w:rFonts w:ascii="Times New Roman" w:hAnsi="Times New Roman"/>
+          <w:i/>
+          <w:sz w:val="24"/>
+          <w:szCs w:val="24"/>
+        </w:rPr>
+      </w:pPr>
+      <w:r>
+        <w:rPr>
+          <w:rFonts w:ascii="Times New Roman" w:hAnsi="Times New Roman"/>
+          <w:i/>
+          <w:color w:val="FF0000"/>
+          <w:sz w:val="24"/>
+          <w:szCs w:val="24"/>
+        </w:rPr>
         <w:t>Вірні:</w:t>
       </w:r>
       <w:r>
@@ -153,7 +509,6 @@
           <w:color w:val="FF0000"/>
           <w:sz w:val="24"/>
           <w:szCs w:val="24"/>
-          <w:lang w:val="ru-MD"/>
         </w:rPr>
         <w:t xml:space="preserve"> </w:t>
       </w:r>
@@ -162,285 +517,6 @@
           <w:rFonts w:ascii="Times New Roman" w:hAnsi="Times New Roman"/>
           <w:sz w:val="24"/>
           <w:szCs w:val="24"/>
-          <w:lang w:val="ru-MD"/>
-        </w:rPr>
-        <w:t>Амінь. Слава тобі, Боже наш, слава тобі.</w:t>
-      </w:r>
-    </w:p>
-    <w:p>
-      <w:pPr>
-        <w:spacing w:after="120"/>
-        <w:rPr>
-          <w:rFonts w:ascii="Times New Roman" w:hAnsi="Times New Roman"/>
-          <w:lang w:val="ru-MD"/>
-        </w:rPr>
-      </w:pPr>
-      <w:r>
-        <w:rPr>
-          <w:rFonts w:ascii="Times New Roman" w:hAnsi="Times New Roman"/>
-          <w:sz w:val="24"/>
-          <w:szCs w:val="24"/>
-          <w:lang w:val="ru-MD"/>
-        </w:rPr>
-        <w:t>Ца́рю небе́сний, утіши́телю, Ду́ше íстини,* що всю́ди єси́ і все наповня́єш,* скарбни́це благ і життя́ пода́телю,* прийди́, і всели́ся в нас,</w:t>
-      </w:r>
-      <w:r>
-        <w:rPr>
-          <w:rFonts w:ascii="Times New Roman" w:hAnsi="Times New Roman"/>
-          <w:sz w:val="24"/>
-          <w:szCs w:val="24"/>
-          <w:lang w:val="ru-MD"/>
-        </w:rPr>
-        <w:t>* і очи́сти нас від уся́кої скве́рни,* і спаси́, благи́й, ду́ші на́ші.</w:t>
-      </w:r>
-    </w:p>
-    <w:p>
-      <w:pPr>
-        <w:spacing w:after="120"/>
-        <w:jc w:val="both"/>
-        <w:rPr>
-          <w:rFonts w:ascii="Times New Roman" w:hAnsi="Times New Roman"/>
-          <w:i/>
-          <w:sz w:val="24"/>
-          <w:szCs w:val="24"/>
-        </w:rPr>
-      </w:pPr>
-      <w:r>
-        <w:rPr>
-          <w:rFonts w:ascii="Times New Roman" w:hAnsi="Times New Roman"/>
-          <w:sz w:val="24"/>
-          <w:szCs w:val="24"/>
-        </w:rPr>
-        <w:t xml:space="preserve">Святий Боже, святий Кріпкий, святий Безсмертний, помилуй нас </w:t>
-      </w:r>
-      <w:r>
-        <w:rPr>
-          <w:rFonts w:ascii="Times New Roman" w:hAnsi="Times New Roman"/>
-          <w:i/>
-          <w:color w:val="FF0000"/>
-          <w:sz w:val="24"/>
-          <w:szCs w:val="24"/>
-        </w:rPr>
-        <w:t>(3 р.)</w:t>
-      </w:r>
-    </w:p>
-    <w:p>
-      <w:pPr>
-        <w:spacing w:after="120"/>
-        <w:jc w:val="both"/>
-        <w:rPr>
-          <w:rFonts w:ascii="Times New Roman" w:hAnsi="Times New Roman"/>
-          <w:sz w:val="24"/>
-          <w:szCs w:val="24"/>
-        </w:rPr>
-      </w:pPr>
-      <w:r>
-        <w:rPr>
-          <w:rFonts w:ascii="Times New Roman" w:hAnsi="Times New Roman"/>
-          <w:sz w:val="24"/>
-          <w:szCs w:val="24"/>
-        </w:rPr>
-        <w:t>Слава Отцю, і Сину, і Святому Духові,* і нині і повсякчас, і на віки віків. Амінь.</w:t>
-      </w:r>
-    </w:p>
-    <w:p>
-      <w:pPr>
-        <w:spacing w:after="120"/>
-        <w:jc w:val="both"/>
-        <w:rPr>
-          <w:rFonts w:ascii="Times New Roman" w:hAnsi="Times New Roman"/>
-          <w:sz w:val="24"/>
-          <w:szCs w:val="24"/>
-        </w:rPr>
-      </w:pPr>
-      <w:r>
-        <w:rPr>
-          <w:rFonts w:ascii="Times New Roman" w:hAnsi="Times New Roman"/>
-          <w:sz w:val="24"/>
-          <w:szCs w:val="24"/>
-        </w:rPr>
-        <w:t>Пресвята Тройце, помилуй нас;* Гос</w:t>
-      </w:r>
-      <w:r>
-        <w:rPr>
-          <w:rFonts w:ascii="Times New Roman" w:hAnsi="Times New Roman"/>
-          <w:sz w:val="24"/>
-          <w:szCs w:val="24"/>
-        </w:rPr>
-        <w:t>поди, очисти гріхи наші;* Владико, прости беззаконня наші;* Святий, завітай і зціли немочі наші імени твого ради.</w:t>
-      </w:r>
-    </w:p>
-    <w:p>
-      <w:pPr>
-        <w:spacing w:after="120"/>
-        <w:jc w:val="both"/>
-        <w:rPr>
-          <w:rFonts w:ascii="Times New Roman" w:hAnsi="Times New Roman"/>
-          <w:i/>
-          <w:sz w:val="24"/>
-          <w:szCs w:val="24"/>
-        </w:rPr>
-      </w:pPr>
-      <w:r>
-        <w:rPr>
-          <w:rFonts w:ascii="Times New Roman" w:hAnsi="Times New Roman"/>
-          <w:sz w:val="24"/>
-          <w:szCs w:val="24"/>
-        </w:rPr>
-        <w:t>Господи, помилуй</w:t>
-      </w:r>
-      <w:r>
-        <w:rPr>
-          <w:rFonts w:ascii="Times New Roman" w:hAnsi="Times New Roman"/>
-          <w:i/>
-          <w:sz w:val="24"/>
-          <w:szCs w:val="24"/>
-        </w:rPr>
-        <w:t xml:space="preserve"> </w:t>
-      </w:r>
-      <w:r>
-        <w:rPr>
-          <w:rFonts w:ascii="Times New Roman" w:hAnsi="Times New Roman"/>
-          <w:i/>
-          <w:color w:val="FF0000"/>
-          <w:sz w:val="24"/>
-          <w:szCs w:val="24"/>
-        </w:rPr>
-        <w:t>(3 р.)</w:t>
-      </w:r>
-    </w:p>
-    <w:p>
-      <w:pPr>
-        <w:spacing w:after="120"/>
-        <w:jc w:val="both"/>
-        <w:rPr>
-          <w:rFonts w:ascii="Times New Roman" w:hAnsi="Times New Roman"/>
-          <w:sz w:val="24"/>
-          <w:szCs w:val="24"/>
-        </w:rPr>
-      </w:pPr>
-      <w:r>
-        <w:rPr>
-          <w:rFonts w:ascii="Times New Roman" w:hAnsi="Times New Roman"/>
-          <w:sz w:val="24"/>
-          <w:szCs w:val="24"/>
-        </w:rPr>
-        <w:t>Слава Отцю, і Сину, і Святому Духові.* І</w:t>
-      </w:r>
-      <w:r>
-        <w:rPr>
-          <w:rFonts w:ascii="Times New Roman" w:hAnsi="Times New Roman"/>
-          <w:b/>
-          <w:sz w:val="24"/>
-          <w:szCs w:val="24"/>
-        </w:rPr>
-        <w:t xml:space="preserve"> </w:t>
-      </w:r>
-      <w:r>
-        <w:rPr>
-          <w:rFonts w:ascii="Times New Roman" w:hAnsi="Times New Roman"/>
-          <w:sz w:val="24"/>
-          <w:szCs w:val="24"/>
-        </w:rPr>
-        <w:t>нині і повсякчас, і на віки віків. Амінь.</w:t>
-      </w:r>
-    </w:p>
-    <w:p>
-      <w:pPr>
-        <w:spacing w:after="120"/>
-        <w:jc w:val="both"/>
-        <w:rPr>
-          <w:rFonts w:ascii="Times New Roman" w:hAnsi="Times New Roman"/>
-          <w:sz w:val="24"/>
-          <w:szCs w:val="24"/>
-        </w:rPr>
-      </w:pPr>
-      <w:r>
-        <w:rPr>
-          <w:rFonts w:ascii="Times New Roman" w:hAnsi="Times New Roman"/>
-          <w:sz w:val="24"/>
-          <w:szCs w:val="24"/>
-        </w:rPr>
-        <w:t>Отче наш, що єси на небесах,* нехай</w:t>
-      </w:r>
-      <w:r>
-        <w:rPr>
-          <w:rFonts w:ascii="Times New Roman" w:hAnsi="Times New Roman"/>
-          <w:sz w:val="24"/>
-          <w:szCs w:val="24"/>
-        </w:rPr>
-        <w:t xml:space="preserve"> святиться ім’я твоє,* нехай прийде царство твоє,* нехай буде воля твоя, як на небі, так і на землі.* Хліб наш насущний дай нам сьогодні,* і прости нам провини наші,* як і ми прощаємо винуватцям нашим,* і не введи нас у спокусу,* але визволи нас від лукаво</w:t>
-      </w:r>
-      <w:r>
-        <w:rPr>
-          <w:rFonts w:ascii="Times New Roman" w:hAnsi="Times New Roman"/>
-          <w:sz w:val="24"/>
-          <w:szCs w:val="24"/>
-        </w:rPr>
-        <w:t>го.</w:t>
-      </w:r>
-    </w:p>
-    <w:p>
-      <w:pPr>
-        <w:spacing w:after="120"/>
-        <w:rPr>
-          <w:rFonts w:ascii="Times New Roman" w:hAnsi="Times New Roman"/>
-        </w:rPr>
-      </w:pPr>
-      <w:r>
-        <w:rPr>
-          <w:rFonts w:ascii="Times New Roman" w:hAnsi="Times New Roman"/>
-          <w:i/>
-          <w:color w:val="FF0000"/>
-          <w:sz w:val="24"/>
-          <w:szCs w:val="24"/>
-        </w:rPr>
-        <w:t>Священник:</w:t>
-      </w:r>
-      <w:r>
-        <w:rPr>
-          <w:rFonts w:ascii="Times New Roman" w:hAnsi="Times New Roman"/>
-          <w:sz w:val="24"/>
-          <w:szCs w:val="24"/>
-        </w:rPr>
-        <w:t xml:space="preserve"> Бо Твоє є царство, і сила, і слава, Отця, і Сина, і Святого Духа, нині, і повсякчас, і на віки віків.</w:t>
-      </w:r>
-    </w:p>
-    <w:p>
-      <w:pPr>
-        <w:spacing w:after="120"/>
-        <w:jc w:val="both"/>
-        <w:rPr>
-          <w:rFonts w:ascii="Times New Roman" w:hAnsi="Times New Roman"/>
-          <w:i/>
-          <w:sz w:val="24"/>
-          <w:szCs w:val="24"/>
-        </w:rPr>
-      </w:pPr>
-      <w:r>
-        <w:rPr>
-          <w:rFonts w:ascii="Times New Roman" w:hAnsi="Times New Roman"/>
-          <w:i/>
-          <w:color w:val="FF0000"/>
-          <w:sz w:val="24"/>
-          <w:szCs w:val="24"/>
-        </w:rPr>
-        <w:t>Вірні:</w:t>
-      </w:r>
-      <w:r>
-        <w:rPr>
-          <w:rFonts w:ascii="Times New Roman" w:hAnsi="Times New Roman"/>
-          <w:color w:val="FF0000"/>
-          <w:sz w:val="24"/>
-          <w:szCs w:val="24"/>
-        </w:rPr>
-        <w:t xml:space="preserve"> </w:t>
-      </w:r>
-      <w:r>
-        <w:rPr>
-          <w:rFonts w:ascii="Times New Roman" w:hAnsi="Times New Roman"/>
-          <w:sz w:val="24"/>
-          <w:szCs w:val="24"/>
         </w:rPr>
         <w:t xml:space="preserve">Амінь. Господи, помилуй </w:t>
       </w:r>
@@ -452,7 +528,7 @@
           <w:sz w:val="24"/>
           <w:szCs w:val="24"/>
         </w:rPr>
-        <w:t>(12 р.)</w:t>
+        <w:t>(12 р.)</w:t>
       </w:r>
     </w:p>
     <w:p>
@@ -4657,7 +4733,7 @@
           <w:sz w:val="24"/>
           <w:szCs w:val="24"/>
         </w:rPr>
-        <w:t xml:space="preserve"> Господи щедрий і милосердний, довготерпеливий і многомилостивий! Вислухай молитви наші і зверни увагу на голос моління нашого і яви нам знак милости твоєї, наведи нас на дорогу твою, щоб ходили ми в твоїй правді. Звесели серця наші, щоб ми боялись імення </w:t>
+        <w:t xml:space="preserve"> Господи щедрий і милосердний, довготерпеливий і многомилостивий! Вислухай молитви наші і зверни увагу на голос моління нашого і яви нам знак милости твоєї, наведи нас на дорогу твою, щоб ходили ми в твоїй правді. Звесели серця наші, щоб ми боялись імення </w:t>
       </w:r>
       <w:r>
         <w:rPr>
@@ -4693,7 +4769,7 @@
           <w:sz w:val="24"/>
           <w:szCs w:val="24"/>
         </w:rPr>
-        <w:t>2. </w:t>
+        <w:t xml:space="preserve">2. </w:t>
       </w:r>
       <w:r>
         <w:rPr>
@@ -4745,7 +4821,7 @@
           <w:sz w:val="24"/>
           <w:szCs w:val="24"/>
         </w:rPr>
-        <w:t> Господи, Боже наш! Згадай нас грішних і недостойних слуг твоїх, коли призиваємо святе ім'я твоє, і не осороми нас, коли очікуємо милости твоєї, але вислухай, Господи, усі наші спасенні прохання, і вчини</w:t>
+        <w:t xml:space="preserve"> Господи, Боже наш! Згадай нас грішних і недостойних слуг твоїх, коли призиваємо святе ім'я твоє, і не осороми нас, коли очікуємо милости твоєї, але вислухай, Господи, усі наші спасенні прохання, і вчини</w:t>
       </w:r>
       <w:r>
         <w:rPr>
@@ -4773,7 +4849,7 @@
           <w:sz w:val="24"/>
           <w:szCs w:val="24"/>
         </w:rPr>
-        <w:t>4. </w:t>
+        <w:t xml:space="preserve">4. </w:t>
       </w:r>
       <w:r>
         <w:rPr>
@@ -4825,7 +4901,7 @@
           <w:sz w:val="24"/>
           <w:szCs w:val="24"/>
         </w:rPr>
-        <w:t> Благословенний ти, Господи Боже, Вседержителю, що знаєш думки людські, що відаєш те, чого ми потребуємо, і багато більш</w:t>
+        <w:t xml:space="preserve"> Благословенний ти, Господи Боже, Вседержителю, що знаєш думки людські, що відаєш те, чого ми потребуємо, і багато більш</w:t>
       </w:r>
       <w:r>
         <w:rPr>
@@ -4869,7 +4945,7 @@
           <w:sz w:val="24"/>
           <w:szCs w:val="24"/>
         </w:rPr>
-        <w:t> Господи, Господи, що пречистою твоєю долонею все утримуєш, що довго терпиш нам усім, і жалієшся задля нашої злоби! Зг</w:t>
+        <w:t xml:space="preserve"> Господи, Господи, що пречистою твоєю долонею все утримуєш, що довго терпиш нам усім, і жалієшся задля нашої злоби! Зг</w:t>
       </w:r>
       <w:r>
         <w:rPr>
@@ -4913,7 +4989,7 @@
           <w:sz w:val="24"/>
           <w:szCs w:val="24"/>
         </w:rPr>
-        <w:t> Боже великий і дивний, що несказанною добрістю і багатим промислом усім управляєш, і дав нам земні добра й запевнив нам об</w:t>
+        <w:t xml:space="preserve"> Боже великий і дивний, що несказанною добрістю і багатим промислом усім управляєш, і дав нам земні добра й запевнив нам об</w:t>
       </w:r>
       <w:r>
         <w:rPr>
@@ -4957,7 +5033,7 @@
           <w:sz w:val="24"/>
           <w:szCs w:val="24"/>
         </w:rPr>
-        <w:t> Боже великий і вишній, в тебе одного є безсмертність і в світлі живеш недоступнім. Ти все створіння мудро створив, відокремив світло від темряви і сонце поклав, щоб правити днем, а місяць</w:t>
+        <w:t xml:space="preserve"> Боже великий і вишній, в тебе одного є безсмертність і в світлі живеш недоступнім. Ти все створіння мудро створив, відокремив світло від темряви і сонце поклав, щоб правити днем, а місяць</w:t>
       </w:r>
       <w:r>
         <w:rPr>
@@ -6582,393 +6658,1778 @@
     </w:p>
     <w:p>
       <w:pPr>
-        <w:spacing w:after="120"/>
-        <w:jc w:val="both"/>
-        <w:rPr>
-          <w:rFonts w:ascii="Times New Roman" w:hAnsi="Times New Roman"/>
-          <w:sz w:val="24"/>
-          <w:szCs w:val="24"/>
-        </w:rPr>
-      </w:pPr>
-      <w:r>
-        <w:rPr>
-          <w:rFonts w:ascii="Times New Roman" w:eastAsia="Gungsuh" w:hAnsi="Times New Roman"/>
-          <w:sz w:val="24"/>
-          <w:szCs w:val="24"/>
-        </w:rPr>
-        <w:t>Постав, Господи, моїм устам сторожу;* до дверей губ моїх − варту!</w:t>
-      </w:r>
-    </w:p>
-    <w:p>
-      <w:pPr>
-        <w:spacing w:after="120"/>
-        <w:jc w:val="both"/>
-        <w:rPr>
-          <w:rFonts w:ascii="Times New Roman" w:hAnsi="Times New Roman"/>
-          <w:sz w:val="24"/>
-          <w:szCs w:val="24"/>
-        </w:rPr>
-      </w:pPr>
-      <w:r>
-        <w:rPr>
-          <w:rFonts w:ascii="Times New Roman" w:hAnsi="Times New Roman"/>
-          <w:sz w:val="24"/>
-          <w:szCs w:val="24"/>
-        </w:rPr>
-        <w:t>Не дай схилитися серцеві моєму* до чогось злого.</w:t>
-      </w:r>
-    </w:p>
-    <w:p>
-      <w:pPr>
-        <w:spacing w:after="120"/>
-        <w:jc w:val="both"/>
-        <w:rPr>
-          <w:rFonts w:ascii="Times New Roman" w:hAnsi="Times New Roman"/>
-          <w:sz w:val="24"/>
-          <w:szCs w:val="24"/>
-        </w:rPr>
-      </w:pPr>
-      <w:r>
-        <w:rPr>
-          <w:rFonts w:ascii="Times New Roman" w:hAnsi="Times New Roman"/>
-          <w:sz w:val="24"/>
-          <w:szCs w:val="24"/>
-        </w:rPr>
-        <w:t>Ані чинити лихі вчинки з людьми, що творять беззаконня,* – ні ласощів їхніх я не хочу їсти.</w:t>
-      </w:r>
-    </w:p>
-    <w:p>
-      <w:pPr>
-        <w:spacing w:after="120"/>
-        <w:jc w:val="both"/>
-        <w:rPr>
-          <w:rFonts w:ascii="Times New Roman" w:hAnsi="Times New Roman"/>
-          <w:sz w:val="24"/>
-          <w:szCs w:val="24"/>
-        </w:rPr>
-      </w:pPr>
-      <w:r>
-        <w:rPr>
-          <w:rFonts w:ascii="Times New Roman" w:hAnsi="Times New Roman"/>
-          <w:sz w:val="24"/>
-          <w:szCs w:val="24"/>
-        </w:rPr>
-        <w:t>Нехай праведник по-доброму б'є мене й виправляє,* а олія грішного нехай не намастить голови моєї.</w:t>
-      </w:r>
-    </w:p>
-    <w:p>
-      <w:pPr>
-        <w:spacing w:after="120"/>
-        <w:jc w:val="both"/>
-        <w:rPr>
-          <w:rFonts w:ascii="Times New Roman" w:hAnsi="Times New Roman"/>
-          <w:sz w:val="24"/>
-          <w:szCs w:val="24"/>
-        </w:rPr>
-      </w:pPr>
-      <w:r>
-        <w:rPr>
-          <w:rFonts w:ascii="Times New Roman" w:hAnsi="Times New Roman"/>
-          <w:sz w:val="24"/>
-          <w:szCs w:val="24"/>
-        </w:rPr>
-        <w:t>Я все-таки молитимусь,* незважаючи на їхні злі вчинки.</w:t>
-      </w:r>
-    </w:p>
-    <w:p>
-      <w:pPr>
-        <w:spacing w:after="120"/>
-        <w:jc w:val="both"/>
-        <w:rPr>
-          <w:rFonts w:ascii="Times New Roman" w:hAnsi="Times New Roman"/>
-          <w:sz w:val="24"/>
-          <w:szCs w:val="24"/>
-        </w:rPr>
-      </w:pPr>
-      <w:r>
-        <w:rPr>
-          <w:rFonts w:ascii="Times New Roman" w:hAnsi="Times New Roman"/>
-          <w:sz w:val="24"/>
-          <w:szCs w:val="24"/>
-        </w:rPr>
-        <w:t>Якщо суддів</w:t>
-      </w:r>
-      <w:r>
-        <w:rPr>
-          <w:rFonts w:ascii="Times New Roman" w:hAnsi="Times New Roman"/>
-          <w:sz w:val="24"/>
-          <w:szCs w:val="24"/>
-        </w:rPr>
-        <w:t xml:space="preserve"> їхніх скинуть в ущелини скелі,* то почують, що слова мої любі.</w:t>
-      </w:r>
-    </w:p>
-    <w:p>
-      <w:pPr>
-        <w:spacing w:after="120"/>
-        <w:jc w:val="both"/>
-        <w:rPr>
-          <w:rFonts w:ascii="Times New Roman" w:hAnsi="Times New Roman"/>
-          <w:sz w:val="24"/>
-          <w:szCs w:val="24"/>
-        </w:rPr>
-      </w:pPr>
-      <w:r>
-        <w:rPr>
-          <w:rFonts w:ascii="Times New Roman" w:hAnsi="Times New Roman"/>
-          <w:sz w:val="24"/>
-          <w:szCs w:val="24"/>
-        </w:rPr>
-        <w:t>Немовби хтось розбив і розрив землю,* розкидано їхні кості перед адом.</w:t>
-      </w:r>
-    </w:p>
-    <w:p>
-      <w:pPr>
-        <w:spacing w:after="120"/>
-        <w:jc w:val="both"/>
-        <w:rPr>
-          <w:rFonts w:ascii="Times New Roman" w:hAnsi="Times New Roman"/>
-          <w:sz w:val="24"/>
-          <w:szCs w:val="24"/>
-        </w:rPr>
-      </w:pPr>
-      <w:r>
-        <w:rPr>
-          <w:rFonts w:ascii="Times New Roman" w:hAnsi="Times New Roman"/>
-          <w:sz w:val="24"/>
-          <w:szCs w:val="24"/>
-        </w:rPr>
-        <w:t>Бо до тебе, Господи, мій Боже, мої очі;* до тебе прибігаю, не губи душі моєї.</w:t>
-      </w:r>
-    </w:p>
-    <w:p>
-      <w:pPr>
-        <w:spacing w:after="120"/>
-        <w:jc w:val="both"/>
-        <w:rPr>
-          <w:rFonts w:ascii="Times New Roman" w:hAnsi="Times New Roman"/>
-          <w:sz w:val="24"/>
-          <w:szCs w:val="24"/>
-        </w:rPr>
-      </w:pPr>
-      <w:r>
-        <w:rPr>
-          <w:rFonts w:ascii="Times New Roman" w:hAnsi="Times New Roman"/>
-          <w:sz w:val="24"/>
-          <w:szCs w:val="24"/>
-        </w:rPr>
-        <w:t xml:space="preserve">Збережи мене від петлі, що її наставили на </w:t>
-      </w:r>
-      <w:r>
-        <w:rPr>
-          <w:rFonts w:ascii="Times New Roman" w:hAnsi="Times New Roman"/>
-          <w:sz w:val="24"/>
-          <w:szCs w:val="24"/>
-        </w:rPr>
-        <w:t>мене,* і від сильця тих, що творять беззаконня.</w:t>
-      </w:r>
-    </w:p>
-    <w:p>
-      <w:pPr>
-        <w:spacing w:after="120"/>
-        <w:jc w:val="both"/>
-        <w:rPr>
-          <w:rFonts w:ascii="Times New Roman" w:hAnsi="Times New Roman"/>
-          <w:sz w:val="24"/>
-          <w:szCs w:val="24"/>
-        </w:rPr>
-      </w:pPr>
-      <w:r>
-        <w:rPr>
-          <w:rFonts w:ascii="Times New Roman" w:hAnsi="Times New Roman"/>
-          <w:sz w:val="24"/>
-          <w:szCs w:val="24"/>
-        </w:rPr>
-        <w:t>Нехай грішники впадуть у власні сіті всі разом,* а я пройду безпечно.</w:t>
-      </w:r>
-    </w:p>
-    <w:p>
-      <w:pPr>
-        <w:spacing w:after="120"/>
-        <w:jc w:val="center"/>
+        <w:pStyle w:val="a"/>
+        <w:spacing w:after="120"/>
+      </w:pPr>
+      <w:r>
+        <w:rPr>
+          <w:rFonts w:ascii="Times New Roman" w:hAnsi="Times New Roman"/>
+          <w:sz w:val="24"/>
+        </w:rPr>
+        <w:t>Поста́в</w:t>
+      </w:r>
+      <w:r>
+        <w:rPr>
+          <w:rFonts w:ascii="Times New Roman" w:hAnsi="Times New Roman"/>
+          <w:sz w:val="24"/>
+        </w:rPr>
+        <w:t xml:space="preserve">, </w:t>
+      </w:r>
+      <w:r>
+        <w:rPr>
+          <w:rFonts w:ascii="Times New Roman" w:hAnsi="Times New Roman"/>
+          <w:sz w:val="24"/>
+        </w:rPr>
+        <w:t>Го́споди</w:t>
+      </w:r>
+      <w:r>
+        <w:rPr>
+          <w:rFonts w:ascii="Times New Roman" w:hAnsi="Times New Roman"/>
+          <w:sz w:val="24"/>
+        </w:rPr>
+        <w:t xml:space="preserve">, </w:t>
+      </w:r>
+      <w:r>
+        <w:rPr>
+          <w:rFonts w:ascii="Times New Roman" w:hAnsi="Times New Roman"/>
+          <w:sz w:val="24"/>
+        </w:rPr>
+        <w:t>мої́м</w:t>
+      </w:r>
+      <w:r>
+        <w:rPr>
+          <w:rFonts w:ascii="Times New Roman" w:hAnsi="Times New Roman"/>
+          <w:sz w:val="24"/>
+        </w:rPr>
+        <w:t xml:space="preserve"> </w:t>
+      </w:r>
+      <w:r>
+        <w:rPr>
+          <w:rFonts w:ascii="Times New Roman" w:hAnsi="Times New Roman"/>
+          <w:sz w:val="24"/>
+        </w:rPr>
+        <w:t>уста́м</w:t>
+      </w:r>
+      <w:r>
+        <w:rPr>
+          <w:rFonts w:ascii="Times New Roman" w:hAnsi="Times New Roman"/>
+          <w:sz w:val="24"/>
+        </w:rPr>
+        <w:t xml:space="preserve"> </w:t>
+      </w:r>
+      <w:r>
+        <w:rPr>
+          <w:rFonts w:ascii="Times New Roman" w:hAnsi="Times New Roman"/>
+          <w:sz w:val="24"/>
+        </w:rPr>
+        <w:t>сторо́жу</w:t>
+      </w:r>
+      <w:r>
+        <w:rPr>
+          <w:rFonts w:ascii="Times New Roman" w:hAnsi="Times New Roman"/>
+          <w:sz w:val="24"/>
+        </w:rPr>
+        <w:t xml:space="preserve">;* до </w:t>
+      </w:r>
+      <w:r>
+        <w:rPr>
+          <w:rFonts w:ascii="Times New Roman" w:hAnsi="Times New Roman"/>
+          <w:sz w:val="24"/>
+        </w:rPr>
+        <w:t>двере́й</w:t>
+      </w:r>
+      <w:r>
+        <w:rPr>
+          <w:rFonts w:ascii="Times New Roman" w:hAnsi="Times New Roman"/>
+          <w:sz w:val="24"/>
+        </w:rPr>
+        <w:t xml:space="preserve"> губ </w:t>
+      </w:r>
+      <w:r>
+        <w:rPr>
+          <w:rFonts w:ascii="Times New Roman" w:hAnsi="Times New Roman"/>
+          <w:sz w:val="24"/>
+        </w:rPr>
+        <w:t>мої́х</w:t>
+      </w:r>
+      <w:r>
+        <w:rPr>
+          <w:rFonts w:ascii="Times New Roman" w:hAnsi="Times New Roman"/>
+          <w:sz w:val="24"/>
+        </w:rPr>
+        <w:t xml:space="preserve"> − </w:t>
+      </w:r>
+      <w:r>
+        <w:rPr>
+          <w:rFonts w:ascii="Times New Roman" w:hAnsi="Times New Roman"/>
+          <w:sz w:val="24"/>
+        </w:rPr>
+        <w:t>ва́рту</w:t>
+      </w:r>
+      <w:r>
+        <w:rPr>
+          <w:rFonts w:ascii="Times New Roman" w:hAnsi="Times New Roman"/>
+          <w:sz w:val="24"/>
+        </w:rPr>
+        <w:t>!</w:t>
+      </w:r>
+    </w:p>
+    <w:p>
+      <w:pPr>
+        <w:pStyle w:val="a"/>
+        <w:spacing w:after="120"/>
+      </w:pPr>
+      <w:r>
+        <w:rPr>
+          <w:rFonts w:ascii="Times New Roman" w:hAnsi="Times New Roman"/>
+          <w:sz w:val="24"/>
+        </w:rPr>
+        <w:t xml:space="preserve">Не дай </w:t>
+      </w:r>
+      <w:r>
+        <w:rPr>
+          <w:rFonts w:ascii="Times New Roman" w:hAnsi="Times New Roman"/>
+          <w:sz w:val="24"/>
+        </w:rPr>
+        <w:t>схили́тися</w:t>
+      </w:r>
+      <w:r>
+        <w:rPr>
+          <w:rFonts w:ascii="Times New Roman" w:hAnsi="Times New Roman"/>
+          <w:sz w:val="24"/>
+        </w:rPr>
+        <w:t xml:space="preserve"> </w:t>
+      </w:r>
+      <w:r>
+        <w:rPr>
+          <w:rFonts w:ascii="Times New Roman" w:hAnsi="Times New Roman"/>
+          <w:sz w:val="24"/>
+        </w:rPr>
+        <w:t>се́рцеві</w:t>
+      </w:r>
+      <w:r>
+        <w:rPr>
+          <w:rFonts w:ascii="Times New Roman" w:hAnsi="Times New Roman"/>
+          <w:sz w:val="24"/>
+        </w:rPr>
+        <w:t xml:space="preserve"> </w:t>
+      </w:r>
+      <w:r>
+        <w:rPr>
+          <w:rFonts w:ascii="Times New Roman" w:hAnsi="Times New Roman"/>
+          <w:sz w:val="24"/>
+        </w:rPr>
+        <w:t>моє́му</w:t>
+      </w:r>
+      <w:r>
+        <w:rPr>
+          <w:rFonts w:ascii="Times New Roman" w:hAnsi="Times New Roman"/>
+          <w:sz w:val="24"/>
+        </w:rPr>
+        <w:t xml:space="preserve">* до </w:t>
+      </w:r>
+      <w:r>
+        <w:rPr>
+          <w:rFonts w:ascii="Times New Roman" w:hAnsi="Times New Roman"/>
+          <w:sz w:val="24"/>
+        </w:rPr>
+        <w:t>чо́гось</w:t>
+      </w:r>
+      <w:r>
+        <w:rPr>
+          <w:rFonts w:ascii="Times New Roman" w:hAnsi="Times New Roman"/>
+          <w:sz w:val="24"/>
+        </w:rPr>
+        <w:t xml:space="preserve"> </w:t>
+      </w:r>
+      <w:r>
+        <w:rPr>
+          <w:rFonts w:ascii="Times New Roman" w:hAnsi="Times New Roman"/>
+          <w:sz w:val="24"/>
+        </w:rPr>
+        <w:t>зло́го</w:t>
+      </w:r>
+      <w:r>
+        <w:rPr>
+          <w:rFonts w:ascii="Times New Roman" w:hAnsi="Times New Roman"/>
+          <w:sz w:val="24"/>
+        </w:rPr>
+        <w:t>.</w:t>
+      </w:r>
+    </w:p>
+    <w:p>
+      <w:pPr>
+        <w:pStyle w:val="a"/>
+        <w:spacing w:after="120"/>
+      </w:pPr>
+      <w:r>
+        <w:rPr>
+          <w:rFonts w:ascii="Times New Roman" w:hAnsi="Times New Roman"/>
+          <w:sz w:val="24"/>
+        </w:rPr>
+        <w:t xml:space="preserve">Ані </w:t>
+      </w:r>
+      <w:r>
+        <w:rPr>
+          <w:rFonts w:ascii="Times New Roman" w:hAnsi="Times New Roman"/>
+          <w:sz w:val="24"/>
+        </w:rPr>
+        <w:t>чини́ти</w:t>
+      </w:r>
+      <w:r>
+        <w:rPr>
+          <w:rFonts w:ascii="Times New Roman" w:hAnsi="Times New Roman"/>
+          <w:sz w:val="24"/>
+        </w:rPr>
+        <w:t xml:space="preserve"> лихі́ </w:t>
+      </w:r>
+      <w:r>
+        <w:rPr>
+          <w:rFonts w:ascii="Times New Roman" w:hAnsi="Times New Roman"/>
+          <w:sz w:val="24"/>
+        </w:rPr>
+        <w:t>вчи́нки</w:t>
+      </w:r>
+      <w:r>
+        <w:rPr>
+          <w:rFonts w:ascii="Times New Roman" w:hAnsi="Times New Roman"/>
+          <w:sz w:val="24"/>
+        </w:rPr>
+        <w:t xml:space="preserve"> з людьми́, що </w:t>
+      </w:r>
+      <w:r>
+        <w:rPr>
+          <w:rFonts w:ascii="Times New Roman" w:hAnsi="Times New Roman"/>
+          <w:sz w:val="24"/>
+        </w:rPr>
+        <w:t>тво́рять</w:t>
+      </w:r>
+      <w:r>
+        <w:rPr>
+          <w:rFonts w:ascii="Times New Roman" w:hAnsi="Times New Roman"/>
+          <w:sz w:val="24"/>
+        </w:rPr>
+        <w:t xml:space="preserve"> </w:t>
+      </w:r>
+      <w:r>
+        <w:rPr>
+          <w:rFonts w:ascii="Times New Roman" w:hAnsi="Times New Roman"/>
+          <w:sz w:val="24"/>
+        </w:rPr>
+        <w:t>беззако́ння</w:t>
+      </w:r>
+      <w:r>
+        <w:rPr>
+          <w:rFonts w:ascii="Times New Roman" w:hAnsi="Times New Roman"/>
+          <w:sz w:val="24"/>
+        </w:rPr>
+        <w:t xml:space="preserve">,* – ні </w:t>
+      </w:r>
+      <w:r>
+        <w:rPr>
+          <w:rFonts w:ascii="Times New Roman" w:hAnsi="Times New Roman"/>
+          <w:sz w:val="24"/>
+        </w:rPr>
+        <w:t>ла́сощів</w:t>
+      </w:r>
+      <w:r>
+        <w:rPr>
+          <w:rFonts w:ascii="Times New Roman" w:hAnsi="Times New Roman"/>
+          <w:sz w:val="24"/>
+        </w:rPr>
+        <w:t xml:space="preserve"> </w:t>
+      </w:r>
+      <w:r>
+        <w:rPr>
+          <w:rFonts w:ascii="Times New Roman" w:hAnsi="Times New Roman"/>
+          <w:sz w:val="24"/>
+        </w:rPr>
+        <w:t>ї́хніх</w:t>
+      </w:r>
+      <w:r>
+        <w:rPr>
+          <w:rFonts w:ascii="Times New Roman" w:hAnsi="Times New Roman"/>
+          <w:sz w:val="24"/>
+        </w:rPr>
+        <w:t xml:space="preserve"> я не </w:t>
+      </w:r>
+      <w:r>
+        <w:rPr>
+          <w:rFonts w:ascii="Times New Roman" w:hAnsi="Times New Roman"/>
+          <w:sz w:val="24"/>
+        </w:rPr>
+        <w:t>хо́чу</w:t>
+      </w:r>
+      <w:r>
+        <w:rPr>
+          <w:rFonts w:ascii="Times New Roman" w:hAnsi="Times New Roman"/>
+          <w:sz w:val="24"/>
+        </w:rPr>
+        <w:t xml:space="preserve"> </w:t>
+      </w:r>
+      <w:r>
+        <w:rPr>
+          <w:rFonts w:ascii="Times New Roman" w:hAnsi="Times New Roman"/>
+          <w:sz w:val="24"/>
+        </w:rPr>
+        <w:t>ї́сти</w:t>
+      </w:r>
+      <w:r>
+        <w:rPr>
+          <w:rFonts w:ascii="Times New Roman" w:hAnsi="Times New Roman"/>
+          <w:sz w:val="24"/>
+        </w:rPr>
+        <w:t>.</w:t>
+      </w:r>
+    </w:p>
+    <w:p>
+      <w:pPr>
+        <w:pStyle w:val="a"/>
+        <w:spacing w:after="120"/>
+      </w:pPr>
+      <w:r>
+        <w:rPr>
+          <w:rFonts w:ascii="Times New Roman" w:hAnsi="Times New Roman"/>
+          <w:sz w:val="24"/>
+        </w:rPr>
+        <w:t>Неха́й</w:t>
+      </w:r>
+      <w:r>
+        <w:rPr>
+          <w:rFonts w:ascii="Times New Roman" w:hAnsi="Times New Roman"/>
+          <w:sz w:val="24"/>
+        </w:rPr>
+        <w:t xml:space="preserve"> </w:t>
+      </w:r>
+      <w:r>
+        <w:rPr>
+          <w:rFonts w:ascii="Times New Roman" w:hAnsi="Times New Roman"/>
+          <w:sz w:val="24"/>
+        </w:rPr>
+        <w:t>пра́ведник</w:t>
+      </w:r>
+      <w:r>
+        <w:rPr>
+          <w:rFonts w:ascii="Times New Roman" w:hAnsi="Times New Roman"/>
+          <w:sz w:val="24"/>
+        </w:rPr>
+        <w:t xml:space="preserve"> </w:t>
+      </w:r>
+      <w:r>
+        <w:rPr>
+          <w:rFonts w:ascii="Times New Roman" w:hAnsi="Times New Roman"/>
+          <w:sz w:val="24"/>
+        </w:rPr>
+        <w:t>по-до́брому</w:t>
+      </w:r>
+      <w:r>
+        <w:rPr>
+          <w:rFonts w:ascii="Times New Roman" w:hAnsi="Times New Roman"/>
+          <w:sz w:val="24"/>
+        </w:rPr>
+        <w:t xml:space="preserve"> б’є мене́ й </w:t>
+      </w:r>
+      <w:r>
+        <w:rPr>
+          <w:rFonts w:ascii="Times New Roman" w:hAnsi="Times New Roman"/>
+          <w:sz w:val="24"/>
+        </w:rPr>
+        <w:t>виправля́є</w:t>
+      </w:r>
+      <w:r>
+        <w:rPr>
+          <w:rFonts w:ascii="Times New Roman" w:hAnsi="Times New Roman"/>
+          <w:sz w:val="24"/>
+        </w:rPr>
+        <w:t xml:space="preserve">,* а </w:t>
+      </w:r>
+      <w:r>
+        <w:rPr>
+          <w:rFonts w:ascii="Times New Roman" w:hAnsi="Times New Roman"/>
+          <w:sz w:val="24"/>
+        </w:rPr>
+        <w:t>олі́я</w:t>
+      </w:r>
+      <w:r>
+        <w:rPr>
+          <w:rFonts w:ascii="Times New Roman" w:hAnsi="Times New Roman"/>
+          <w:sz w:val="24"/>
+        </w:rPr>
+        <w:t xml:space="preserve"> </w:t>
+      </w:r>
+      <w:r>
+        <w:rPr>
+          <w:rFonts w:ascii="Times New Roman" w:hAnsi="Times New Roman"/>
+          <w:sz w:val="24"/>
+        </w:rPr>
+        <w:t>грі́шного</w:t>
+      </w:r>
+      <w:r>
+        <w:rPr>
+          <w:rFonts w:ascii="Times New Roman" w:hAnsi="Times New Roman"/>
+          <w:sz w:val="24"/>
+        </w:rPr>
+        <w:t xml:space="preserve"> </w:t>
+      </w:r>
+      <w:r>
+        <w:rPr>
+          <w:rFonts w:ascii="Times New Roman" w:hAnsi="Times New Roman"/>
+          <w:sz w:val="24"/>
+        </w:rPr>
+        <w:t>неха́й</w:t>
+      </w:r>
+      <w:r>
+        <w:rPr>
+          <w:rFonts w:ascii="Times New Roman" w:hAnsi="Times New Roman"/>
+          <w:sz w:val="24"/>
+        </w:rPr>
+        <w:t xml:space="preserve"> не </w:t>
+      </w:r>
+      <w:r>
+        <w:rPr>
+          <w:rFonts w:ascii="Times New Roman" w:hAnsi="Times New Roman"/>
+          <w:sz w:val="24"/>
+        </w:rPr>
+        <w:t>нама́стить</w:t>
+      </w:r>
+      <w:r>
+        <w:rPr>
+          <w:rFonts w:ascii="Times New Roman" w:hAnsi="Times New Roman"/>
+          <w:sz w:val="24"/>
+        </w:rPr>
+        <w:t xml:space="preserve"> голови́ </w:t>
+      </w:r>
+      <w:r>
+        <w:rPr>
+          <w:rFonts w:ascii="Times New Roman" w:hAnsi="Times New Roman"/>
+          <w:sz w:val="24"/>
+        </w:rPr>
+        <w:t>моє́ї</w:t>
+      </w:r>
+      <w:r>
+        <w:rPr>
+          <w:rFonts w:ascii="Times New Roman" w:hAnsi="Times New Roman"/>
+          <w:sz w:val="24"/>
+        </w:rPr>
+        <w:t>.</w:t>
+      </w:r>
+    </w:p>
+    <w:p>
+      <w:pPr>
+        <w:pStyle w:val="a"/>
+        <w:spacing w:after="120"/>
+      </w:pPr>
+      <w:r>
+        <w:rPr>
+          <w:rFonts w:ascii="Times New Roman" w:hAnsi="Times New Roman"/>
+          <w:sz w:val="24"/>
+        </w:rPr>
+        <w:t xml:space="preserve">Я все-таки́ </w:t>
+      </w:r>
+      <w:r>
+        <w:rPr>
+          <w:rFonts w:ascii="Times New Roman" w:hAnsi="Times New Roman"/>
+          <w:sz w:val="24"/>
+        </w:rPr>
+        <w:t>моли́тимусь</w:t>
+      </w:r>
+      <w:r>
+        <w:rPr>
+          <w:rFonts w:ascii="Times New Roman" w:hAnsi="Times New Roman"/>
+          <w:sz w:val="24"/>
+        </w:rPr>
+        <w:t xml:space="preserve">,* </w:t>
+      </w:r>
+      <w:r>
+        <w:rPr>
+          <w:rFonts w:ascii="Times New Roman" w:hAnsi="Times New Roman"/>
+          <w:sz w:val="24"/>
+        </w:rPr>
+        <w:t>незважа́ючи</w:t>
+      </w:r>
+      <w:r>
+        <w:rPr>
+          <w:rFonts w:ascii="Times New Roman" w:hAnsi="Times New Roman"/>
+          <w:sz w:val="24"/>
+        </w:rPr>
+        <w:t xml:space="preserve"> на </w:t>
+      </w:r>
+      <w:r>
+        <w:rPr>
+          <w:rFonts w:ascii="Times New Roman" w:hAnsi="Times New Roman"/>
+          <w:sz w:val="24"/>
+        </w:rPr>
+        <w:t>ї́хні</w:t>
+      </w:r>
+      <w:r>
+        <w:rPr>
+          <w:rFonts w:ascii="Times New Roman" w:hAnsi="Times New Roman"/>
+          <w:sz w:val="24"/>
+        </w:rPr>
+        <w:t xml:space="preserve"> злі </w:t>
+      </w:r>
+      <w:r>
+        <w:rPr>
+          <w:rFonts w:ascii="Times New Roman" w:hAnsi="Times New Roman"/>
+          <w:sz w:val="24"/>
+        </w:rPr>
+        <w:t>вчи́нки</w:t>
+      </w:r>
+      <w:r>
+        <w:rPr>
+          <w:rFonts w:ascii="Times New Roman" w:hAnsi="Times New Roman"/>
+          <w:sz w:val="24"/>
+        </w:rPr>
+        <w:t>.</w:t>
+      </w:r>
+    </w:p>
+    <w:p>
+      <w:pPr>
+        <w:pStyle w:val="a"/>
+        <w:spacing w:after="120"/>
+      </w:pPr>
+      <w:r>
+        <w:rPr>
+          <w:rFonts w:ascii="Times New Roman" w:hAnsi="Times New Roman"/>
+          <w:sz w:val="24"/>
+        </w:rPr>
+        <w:t xml:space="preserve">Якщо́ </w:t>
+      </w:r>
+      <w:r>
+        <w:rPr>
+          <w:rFonts w:ascii="Times New Roman" w:hAnsi="Times New Roman"/>
+          <w:sz w:val="24"/>
+        </w:rPr>
+        <w:t>су́ддів</w:t>
+      </w:r>
+      <w:r>
+        <w:rPr>
+          <w:rFonts w:ascii="Times New Roman" w:hAnsi="Times New Roman"/>
+          <w:sz w:val="24"/>
+        </w:rPr>
+        <w:t xml:space="preserve"> </w:t>
+      </w:r>
+      <w:r>
+        <w:rPr>
+          <w:rFonts w:ascii="Times New Roman" w:hAnsi="Times New Roman"/>
+          <w:sz w:val="24"/>
+        </w:rPr>
+        <w:t>ї́хніх</w:t>
+      </w:r>
+      <w:r>
+        <w:rPr>
+          <w:rFonts w:ascii="Times New Roman" w:hAnsi="Times New Roman"/>
+          <w:sz w:val="24"/>
+        </w:rPr>
+        <w:t xml:space="preserve"> </w:t>
+      </w:r>
+      <w:r>
+        <w:rPr>
+          <w:rFonts w:ascii="Times New Roman" w:hAnsi="Times New Roman"/>
+          <w:sz w:val="24"/>
+        </w:rPr>
+        <w:t>ски́нуть</w:t>
+      </w:r>
+      <w:r>
+        <w:rPr>
+          <w:rFonts w:ascii="Times New Roman" w:hAnsi="Times New Roman"/>
+          <w:sz w:val="24"/>
+        </w:rPr>
+        <w:t xml:space="preserve"> в </w:t>
+      </w:r>
+      <w:r>
+        <w:rPr>
+          <w:rFonts w:ascii="Times New Roman" w:hAnsi="Times New Roman"/>
+          <w:sz w:val="24"/>
+        </w:rPr>
+        <w:t>уще́лини</w:t>
+      </w:r>
+      <w:r>
+        <w:rPr>
+          <w:rFonts w:ascii="Times New Roman" w:hAnsi="Times New Roman"/>
+          <w:sz w:val="24"/>
+        </w:rPr>
+        <w:t xml:space="preserve"> </w:t>
+      </w:r>
+      <w:r>
+        <w:rPr>
+          <w:rFonts w:ascii="Times New Roman" w:hAnsi="Times New Roman"/>
+          <w:sz w:val="24"/>
+        </w:rPr>
+        <w:t>ске́лі</w:t>
+      </w:r>
+      <w:r>
+        <w:rPr>
+          <w:rFonts w:ascii="Times New Roman" w:hAnsi="Times New Roman"/>
+          <w:sz w:val="24"/>
+        </w:rPr>
+        <w:t xml:space="preserve">,* то </w:t>
+      </w:r>
+      <w:r>
+        <w:rPr>
+          <w:rFonts w:ascii="Times New Roman" w:hAnsi="Times New Roman"/>
+          <w:sz w:val="24"/>
+        </w:rPr>
+        <w:t>почу́ють</w:t>
+      </w:r>
+      <w:r>
+        <w:rPr>
+          <w:rFonts w:ascii="Times New Roman" w:hAnsi="Times New Roman"/>
+          <w:sz w:val="24"/>
+        </w:rPr>
+        <w:t xml:space="preserve">, що слова́ мої́ </w:t>
+      </w:r>
+      <w:r>
+        <w:rPr>
+          <w:rFonts w:ascii="Times New Roman" w:hAnsi="Times New Roman"/>
+          <w:sz w:val="24"/>
+        </w:rPr>
+        <w:t>лю́бі</w:t>
+      </w:r>
+      <w:r>
+        <w:rPr>
+          <w:rFonts w:ascii="Times New Roman" w:hAnsi="Times New Roman"/>
+          <w:sz w:val="24"/>
+        </w:rPr>
+        <w:t>.</w:t>
+      </w:r>
+    </w:p>
+    <w:p>
+      <w:pPr>
+        <w:pStyle w:val="a"/>
+        <w:spacing w:after="120"/>
+      </w:pPr>
+      <w:r>
+        <w:rPr>
+          <w:rFonts w:ascii="Times New Roman" w:hAnsi="Times New Roman"/>
+          <w:sz w:val="24"/>
+        </w:rPr>
+        <w:t>Немо́вби</w:t>
+      </w:r>
+      <w:r>
+        <w:rPr>
+          <w:rFonts w:ascii="Times New Roman" w:hAnsi="Times New Roman"/>
+          <w:sz w:val="24"/>
+        </w:rPr>
+        <w:t xml:space="preserve"> хтось </w:t>
+      </w:r>
+      <w:r>
+        <w:rPr>
+          <w:rFonts w:ascii="Times New Roman" w:hAnsi="Times New Roman"/>
+          <w:sz w:val="24"/>
+        </w:rPr>
+        <w:t>розби́в</w:t>
+      </w:r>
+      <w:r>
+        <w:rPr>
+          <w:rFonts w:ascii="Times New Roman" w:hAnsi="Times New Roman"/>
+          <w:sz w:val="24"/>
+        </w:rPr>
+        <w:t xml:space="preserve"> і </w:t>
+      </w:r>
+      <w:r>
+        <w:rPr>
+          <w:rFonts w:ascii="Times New Roman" w:hAnsi="Times New Roman"/>
+          <w:sz w:val="24"/>
+        </w:rPr>
+        <w:t>розри́в</w:t>
+      </w:r>
+      <w:r>
+        <w:rPr>
+          <w:rFonts w:ascii="Times New Roman" w:hAnsi="Times New Roman"/>
+          <w:sz w:val="24"/>
+        </w:rPr>
+        <w:t xml:space="preserve"> </w:t>
+      </w:r>
+      <w:r>
+        <w:rPr>
+          <w:rFonts w:ascii="Times New Roman" w:hAnsi="Times New Roman"/>
+          <w:sz w:val="24"/>
+        </w:rPr>
+        <w:t>зе́млю</w:t>
+      </w:r>
+      <w:r>
+        <w:rPr>
+          <w:rFonts w:ascii="Times New Roman" w:hAnsi="Times New Roman"/>
+          <w:sz w:val="24"/>
+        </w:rPr>
+        <w:t xml:space="preserve">,* </w:t>
+      </w:r>
+      <w:r>
+        <w:rPr>
+          <w:rFonts w:ascii="Times New Roman" w:hAnsi="Times New Roman"/>
+          <w:sz w:val="24"/>
+        </w:rPr>
+        <w:t>розки́дано</w:t>
+      </w:r>
+      <w:r>
+        <w:rPr>
+          <w:rFonts w:ascii="Times New Roman" w:hAnsi="Times New Roman"/>
+          <w:sz w:val="24"/>
+        </w:rPr>
+        <w:t xml:space="preserve"> </w:t>
+      </w:r>
+      <w:r>
+        <w:rPr>
+          <w:rFonts w:ascii="Times New Roman" w:hAnsi="Times New Roman"/>
+          <w:sz w:val="24"/>
+        </w:rPr>
+        <w:t>ї́хні</w:t>
+      </w:r>
+      <w:r>
+        <w:rPr>
+          <w:rFonts w:ascii="Times New Roman" w:hAnsi="Times New Roman"/>
+          <w:sz w:val="24"/>
+        </w:rPr>
+        <w:t xml:space="preserve"> </w:t>
+      </w:r>
+      <w:r>
+        <w:rPr>
+          <w:rFonts w:ascii="Times New Roman" w:hAnsi="Times New Roman"/>
+          <w:sz w:val="24"/>
+        </w:rPr>
+        <w:t>ко́сті</w:t>
+      </w:r>
+      <w:r>
+        <w:rPr>
+          <w:rFonts w:ascii="Times New Roman" w:hAnsi="Times New Roman"/>
+          <w:sz w:val="24"/>
+        </w:rPr>
+        <w:t xml:space="preserve"> </w:t>
+      </w:r>
+      <w:r>
+        <w:rPr>
+          <w:rFonts w:ascii="Times New Roman" w:hAnsi="Times New Roman"/>
+          <w:sz w:val="24"/>
+        </w:rPr>
+        <w:t>пе́ред</w:t>
+      </w:r>
+      <w:r>
+        <w:rPr>
+          <w:rFonts w:ascii="Times New Roman" w:hAnsi="Times New Roman"/>
+          <w:sz w:val="24"/>
+        </w:rPr>
+        <w:t xml:space="preserve"> </w:t>
+      </w:r>
+      <w:r>
+        <w:rPr>
+          <w:rFonts w:ascii="Times New Roman" w:hAnsi="Times New Roman"/>
+          <w:sz w:val="24"/>
+        </w:rPr>
+        <w:t>а́дом</w:t>
+      </w:r>
+      <w:r>
+        <w:rPr>
+          <w:rFonts w:ascii="Times New Roman" w:hAnsi="Times New Roman"/>
+          <w:sz w:val="24"/>
+        </w:rPr>
+        <w:t>.</w:t>
+      </w:r>
+    </w:p>
+    <w:p>
+      <w:pPr>
+        <w:pStyle w:val="a"/>
+        <w:spacing w:after="120"/>
+      </w:pPr>
+      <w:r>
+        <w:rPr>
+          <w:rFonts w:ascii="Times New Roman" w:hAnsi="Times New Roman"/>
+          <w:sz w:val="24"/>
+        </w:rPr>
+        <w:t xml:space="preserve">Бо до </w:t>
+      </w:r>
+      <w:r>
+        <w:rPr>
+          <w:rFonts w:ascii="Times New Roman" w:hAnsi="Times New Roman"/>
+          <w:sz w:val="24"/>
+        </w:rPr>
+        <w:t>Те́бе</w:t>
+      </w:r>
+      <w:r>
+        <w:rPr>
+          <w:rFonts w:ascii="Times New Roman" w:hAnsi="Times New Roman"/>
+          <w:sz w:val="24"/>
+        </w:rPr>
+        <w:t xml:space="preserve">, </w:t>
+      </w:r>
+      <w:r>
+        <w:rPr>
+          <w:rFonts w:ascii="Times New Roman" w:hAnsi="Times New Roman"/>
+          <w:sz w:val="24"/>
+        </w:rPr>
+        <w:t>Го́споди</w:t>
+      </w:r>
+      <w:r>
+        <w:rPr>
+          <w:rFonts w:ascii="Times New Roman" w:hAnsi="Times New Roman"/>
+          <w:sz w:val="24"/>
+        </w:rPr>
+        <w:t xml:space="preserve">, мій </w:t>
+      </w:r>
+      <w:r>
+        <w:rPr>
+          <w:rFonts w:ascii="Times New Roman" w:hAnsi="Times New Roman"/>
+          <w:sz w:val="24"/>
+        </w:rPr>
+        <w:t>Бо́же</w:t>
+      </w:r>
+      <w:r>
+        <w:rPr>
+          <w:rFonts w:ascii="Times New Roman" w:hAnsi="Times New Roman"/>
+          <w:sz w:val="24"/>
+        </w:rPr>
+        <w:t xml:space="preserve">, мої́ </w:t>
+      </w:r>
+      <w:r>
+        <w:rPr>
+          <w:rFonts w:ascii="Times New Roman" w:hAnsi="Times New Roman"/>
+          <w:sz w:val="24"/>
+        </w:rPr>
+        <w:t>о́чі</w:t>
+      </w:r>
+      <w:r>
+        <w:rPr>
+          <w:rFonts w:ascii="Times New Roman" w:hAnsi="Times New Roman"/>
+          <w:sz w:val="24"/>
+        </w:rPr>
+        <w:t xml:space="preserve">;* до </w:t>
+      </w:r>
+      <w:r>
+        <w:rPr>
+          <w:rFonts w:ascii="Times New Roman" w:hAnsi="Times New Roman"/>
+          <w:sz w:val="24"/>
+        </w:rPr>
+        <w:t>Те́бе</w:t>
+      </w:r>
+      <w:r>
+        <w:rPr>
+          <w:rFonts w:ascii="Times New Roman" w:hAnsi="Times New Roman"/>
+          <w:sz w:val="24"/>
+        </w:rPr>
+        <w:t xml:space="preserve"> </w:t>
+      </w:r>
+      <w:r>
+        <w:rPr>
+          <w:rFonts w:ascii="Times New Roman" w:hAnsi="Times New Roman"/>
+          <w:sz w:val="24"/>
+        </w:rPr>
+        <w:t>прибіга́ю</w:t>
+      </w:r>
+      <w:r>
+        <w:rPr>
+          <w:rFonts w:ascii="Times New Roman" w:hAnsi="Times New Roman"/>
+          <w:sz w:val="24"/>
+        </w:rPr>
+        <w:t xml:space="preserve">, не губи́ душі́ </w:t>
+      </w:r>
+      <w:r>
+        <w:rPr>
+          <w:rFonts w:ascii="Times New Roman" w:hAnsi="Times New Roman"/>
+          <w:sz w:val="24"/>
+        </w:rPr>
+        <w:t>моє́ї</w:t>
+      </w:r>
+      <w:r>
+        <w:rPr>
+          <w:rFonts w:ascii="Times New Roman" w:hAnsi="Times New Roman"/>
+          <w:sz w:val="24"/>
+        </w:rPr>
+        <w:t>.</w:t>
+      </w:r>
+    </w:p>
+    <w:p>
+      <w:pPr>
+        <w:pStyle w:val="a"/>
+        <w:spacing w:after="120"/>
+      </w:pPr>
+      <w:r>
+        <w:rPr>
+          <w:rFonts w:ascii="Times New Roman" w:hAnsi="Times New Roman"/>
+          <w:sz w:val="24"/>
+        </w:rPr>
+        <w:t xml:space="preserve">Збережи́ мене́ від </w:t>
+      </w:r>
+      <w:r>
+        <w:rPr>
+          <w:rFonts w:ascii="Times New Roman" w:hAnsi="Times New Roman"/>
+          <w:sz w:val="24"/>
+        </w:rPr>
+        <w:t>пе́тлі</w:t>
+      </w:r>
+      <w:r>
+        <w:rPr>
+          <w:rFonts w:ascii="Times New Roman" w:hAnsi="Times New Roman"/>
+          <w:sz w:val="24"/>
+        </w:rPr>
+        <w:t xml:space="preserve">, що її́ </w:t>
+      </w:r>
+      <w:r>
+        <w:rPr>
+          <w:rFonts w:ascii="Times New Roman" w:hAnsi="Times New Roman"/>
+          <w:sz w:val="24"/>
+        </w:rPr>
+        <w:t>наста́вили</w:t>
+      </w:r>
+      <w:r>
+        <w:rPr>
+          <w:rFonts w:ascii="Times New Roman" w:hAnsi="Times New Roman"/>
+          <w:sz w:val="24"/>
+        </w:rPr>
+        <w:t xml:space="preserve"> на </w:t>
+      </w:r>
+      <w:r>
+        <w:rPr>
+          <w:rFonts w:ascii="Times New Roman" w:hAnsi="Times New Roman"/>
+          <w:sz w:val="24"/>
+        </w:rPr>
+        <w:t>ме́не</w:t>
+      </w:r>
+      <w:r>
+        <w:rPr>
+          <w:rFonts w:ascii="Times New Roman" w:hAnsi="Times New Roman"/>
+          <w:sz w:val="24"/>
+        </w:rPr>
+        <w:t xml:space="preserve">,* і від сильця́ тих, що </w:t>
+      </w:r>
+      <w:r>
+        <w:rPr>
+          <w:rFonts w:ascii="Times New Roman" w:hAnsi="Times New Roman"/>
+          <w:sz w:val="24"/>
+        </w:rPr>
+        <w:t>тво́рять</w:t>
+      </w:r>
+      <w:r>
+        <w:rPr>
+          <w:rFonts w:ascii="Times New Roman" w:hAnsi="Times New Roman"/>
+          <w:sz w:val="24"/>
+        </w:rPr>
+        <w:t xml:space="preserve"> </w:t>
+      </w:r>
+      <w:r>
+        <w:rPr>
+          <w:rFonts w:ascii="Times New Roman" w:hAnsi="Times New Roman"/>
+          <w:sz w:val="24"/>
+        </w:rPr>
+        <w:t>беззако́ння</w:t>
+      </w:r>
+      <w:r>
+        <w:rPr>
+          <w:rFonts w:ascii="Times New Roman" w:hAnsi="Times New Roman"/>
+          <w:sz w:val="24"/>
+        </w:rPr>
+        <w:t>.</w:t>
+      </w:r>
+    </w:p>
+    <w:p>
+      <w:pPr>
+        <w:pStyle w:val="a"/>
+        <w:spacing w:after="120"/>
+      </w:pPr>
+      <w:r>
+        <w:rPr>
+          <w:rFonts w:ascii="Times New Roman" w:hAnsi="Times New Roman"/>
+          <w:sz w:val="24"/>
+        </w:rPr>
+        <w:t>Неха́й</w:t>
+      </w:r>
+      <w:r>
+        <w:rPr>
+          <w:rFonts w:ascii="Times New Roman" w:hAnsi="Times New Roman"/>
+          <w:sz w:val="24"/>
+        </w:rPr>
+        <w:t xml:space="preserve"> </w:t>
+      </w:r>
+      <w:r>
+        <w:rPr>
+          <w:rFonts w:ascii="Times New Roman" w:hAnsi="Times New Roman"/>
+          <w:sz w:val="24"/>
+        </w:rPr>
+        <w:t>грі́шники</w:t>
+      </w:r>
+      <w:r>
+        <w:rPr>
+          <w:rFonts w:ascii="Times New Roman" w:hAnsi="Times New Roman"/>
+          <w:sz w:val="24"/>
+        </w:rPr>
+        <w:t xml:space="preserve"> </w:t>
+      </w:r>
+      <w:r>
+        <w:rPr>
+          <w:rFonts w:ascii="Times New Roman" w:hAnsi="Times New Roman"/>
+          <w:sz w:val="24"/>
+        </w:rPr>
+        <w:t>впаду́ть</w:t>
+      </w:r>
+      <w:r>
+        <w:rPr>
+          <w:rFonts w:ascii="Times New Roman" w:hAnsi="Times New Roman"/>
+          <w:sz w:val="24"/>
+        </w:rPr>
+        <w:t xml:space="preserve"> у </w:t>
+      </w:r>
+      <w:r>
+        <w:rPr>
+          <w:rFonts w:ascii="Times New Roman" w:hAnsi="Times New Roman"/>
+          <w:sz w:val="24"/>
+        </w:rPr>
+        <w:t>вла́сні</w:t>
+      </w:r>
+      <w:r>
+        <w:rPr>
+          <w:rFonts w:ascii="Times New Roman" w:hAnsi="Times New Roman"/>
+          <w:sz w:val="24"/>
+        </w:rPr>
+        <w:t xml:space="preserve"> </w:t>
+      </w:r>
+      <w:r>
+        <w:rPr>
+          <w:rFonts w:ascii="Times New Roman" w:hAnsi="Times New Roman"/>
+          <w:sz w:val="24"/>
+        </w:rPr>
+        <w:t>сі́ті</w:t>
+      </w:r>
+      <w:r>
+        <w:rPr>
+          <w:rFonts w:ascii="Times New Roman" w:hAnsi="Times New Roman"/>
+          <w:sz w:val="24"/>
+        </w:rPr>
+        <w:t xml:space="preserve"> всі </w:t>
+      </w:r>
+      <w:r>
+        <w:rPr>
+          <w:rFonts w:ascii="Times New Roman" w:hAnsi="Times New Roman"/>
+          <w:sz w:val="24"/>
+        </w:rPr>
+        <w:t>ра́зом</w:t>
+      </w:r>
+      <w:r>
+        <w:rPr>
+          <w:rFonts w:ascii="Times New Roman" w:hAnsi="Times New Roman"/>
+          <w:sz w:val="24"/>
+        </w:rPr>
+        <w:t xml:space="preserve">,* а я пройду́ </w:t>
+      </w:r>
+      <w:r>
+        <w:rPr>
+          <w:rFonts w:ascii="Times New Roman" w:hAnsi="Times New Roman"/>
+          <w:sz w:val="24"/>
+        </w:rPr>
+        <w:t>безпе́чно</w:t>
+      </w:r>
+      <w:r>
+        <w:rPr>
+          <w:rFonts w:ascii="Times New Roman" w:hAnsi="Times New Roman"/>
+          <w:sz w:val="24"/>
+        </w:rPr>
+        <w:t>.</w:t>
+      </w:r>
+    </w:p>
+    <w:p>
+      <w:pPr>
+        <w:pStyle w:val="a"/>
+        <w:spacing w:after="120"/>
+      </w:pPr>
+      <w:r>
         <w:rPr>
           <w:rFonts w:ascii="Times New Roman" w:hAnsi="Times New Roman"/>
           <w:b/>
           <w:i/>
           <w:color w:val="FF0000"/>
           <w:sz w:val="24"/>
-          <w:szCs w:val="24"/>
-        </w:rPr>
-      </w:pPr>
-      <w:r>
-        <w:rPr>
-          <w:rFonts w:ascii="Times New Roman" w:hAnsi="Times New Roman"/>
-          <w:b/>
-          <w:i/>
-          <w:color w:val="FF0000"/>
-          <w:sz w:val="24"/>
-          <w:szCs w:val="24"/>
         </w:rPr>
         <w:t>Псалом 141</w:t>
       </w:r>
     </w:p>
     <w:p>
       <w:pPr>
-        <w:spacing w:after="120"/>
-        <w:jc w:val="both"/>
-        <w:rPr>
-          <w:rFonts w:ascii="Times New Roman" w:hAnsi="Times New Roman"/>
-          <w:sz w:val="24"/>
-          <w:szCs w:val="24"/>
-        </w:rPr>
-      </w:pPr>
-      <w:r>
-        <w:rPr>
-          <w:rFonts w:ascii="Times New Roman" w:hAnsi="Times New Roman"/>
-          <w:sz w:val="24"/>
-          <w:szCs w:val="24"/>
-        </w:rPr>
-        <w:t>Я голосом моїм до Господа взиваю,* я голосом моїм до Господа молюся.</w:t>
-      </w:r>
-    </w:p>
-    <w:p>
-      <w:pPr>
-        <w:spacing w:after="120"/>
-        <w:jc w:val="both"/>
-        <w:rPr>
-          <w:rFonts w:ascii="Times New Roman" w:hAnsi="Times New Roman"/>
-          <w:sz w:val="24"/>
-          <w:szCs w:val="24"/>
-        </w:rPr>
-      </w:pPr>
-      <w:r>
-        <w:rPr>
-          <w:rFonts w:ascii="Times New Roman" w:hAnsi="Times New Roman"/>
-          <w:sz w:val="24"/>
-          <w:szCs w:val="24"/>
-        </w:rPr>
-        <w:t>Скаргу мою перед ним виливаю,* мою скруту йому я виявляю.</w:t>
-      </w:r>
-    </w:p>
-    <w:p>
-      <w:pPr>
-        <w:spacing w:after="120"/>
-        <w:jc w:val="both"/>
-        <w:rPr>
-          <w:rFonts w:ascii="Times New Roman" w:hAnsi="Times New Roman"/>
-          <w:sz w:val="24"/>
-          <w:szCs w:val="24"/>
-        </w:rPr>
-      </w:pPr>
-      <w:r>
-        <w:rPr>
-          <w:rFonts w:ascii="Times New Roman" w:hAnsi="Times New Roman"/>
-          <w:sz w:val="24"/>
-          <w:szCs w:val="24"/>
-        </w:rPr>
-        <w:t>Коли тривожиться в мені дух мій, ти знаєш мою стежку.* На дорозі, де я ступаю, тайно розставили сильце на мене.</w:t>
-      </w:r>
-    </w:p>
-    <w:p>
-      <w:pPr>
-        <w:spacing w:after="120"/>
-        <w:jc w:val="both"/>
-        <w:rPr>
-          <w:rFonts w:ascii="Times New Roman" w:hAnsi="Times New Roman"/>
-          <w:sz w:val="24"/>
-          <w:szCs w:val="24"/>
-        </w:rPr>
-      </w:pPr>
-      <w:r>
-        <w:rPr>
-          <w:rFonts w:ascii="Times New Roman" w:hAnsi="Times New Roman"/>
-          <w:sz w:val="24"/>
-          <w:szCs w:val="24"/>
-        </w:rPr>
-        <w:t>Поглянь праворуч і подивися:* нема нікого, хто дбав би за мене.</w:t>
-      </w:r>
-    </w:p>
-    <w:p>
-      <w:pPr>
-        <w:spacing w:after="120"/>
-        <w:jc w:val="both"/>
-        <w:rPr>
-          <w:rFonts w:ascii="Times New Roman" w:hAnsi="Times New Roman"/>
-          <w:sz w:val="24"/>
-          <w:szCs w:val="24"/>
-        </w:rPr>
-      </w:pPr>
-      <w:r>
-        <w:rPr>
-          <w:rFonts w:ascii="Times New Roman" w:hAnsi="Times New Roman"/>
-          <w:sz w:val="24"/>
-          <w:szCs w:val="24"/>
-        </w:rPr>
-        <w:t>Нема куди мені втікати,* нема нікого, хто піклувався би мною.</w:t>
-      </w:r>
-    </w:p>
-    <w:p>
-      <w:pPr>
-        <w:spacing w:after="120"/>
-        <w:jc w:val="both"/>
-        <w:rPr>
-          <w:rFonts w:ascii="Times New Roman" w:hAnsi="Times New Roman"/>
-          <w:sz w:val="24"/>
-          <w:szCs w:val="24"/>
-        </w:rPr>
-      </w:pPr>
-      <w:r>
-        <w:rPr>
-          <w:rFonts w:ascii="Times New Roman" w:eastAsia="Gungsuh" w:hAnsi="Times New Roman"/>
-          <w:sz w:val="24"/>
-          <w:szCs w:val="24"/>
-        </w:rPr>
-        <w:t xml:space="preserve">До тебе, Господи, </w:t>
-      </w:r>
-      <w:r>
-        <w:rPr>
-          <w:rFonts w:ascii="Times New Roman" w:eastAsia="Gungsuh" w:hAnsi="Times New Roman"/>
-          <w:sz w:val="24"/>
-          <w:szCs w:val="24"/>
-        </w:rPr>
-        <w:t>взиваю й кажу:* Ти моє прибіжище, в землі живих ти − моя доля!</w:t>
-      </w:r>
-    </w:p>
-    <w:p>
-      <w:pPr>
-        <w:spacing w:after="120"/>
-        <w:jc w:val="both"/>
-        <w:rPr>
-          <w:rFonts w:ascii="Times New Roman" w:hAnsi="Times New Roman"/>
-          <w:sz w:val="24"/>
-          <w:szCs w:val="24"/>
-        </w:rPr>
-      </w:pPr>
-      <w:r>
-        <w:rPr>
-          <w:rFonts w:ascii="Times New Roman" w:hAnsi="Times New Roman"/>
-          <w:sz w:val="24"/>
-          <w:szCs w:val="24"/>
-        </w:rPr>
-        <w:t>Зверни увагу на моє благання,* бо я вельми нещасний.</w:t>
-      </w:r>
-    </w:p>
-    <w:p>
-      <w:pPr>
-        <w:spacing w:after="120"/>
-        <w:jc w:val="both"/>
-        <w:rPr>
-          <w:rFonts w:ascii="Times New Roman" w:hAnsi="Times New Roman"/>
-          <w:sz w:val="24"/>
-          <w:szCs w:val="24"/>
-        </w:rPr>
-      </w:pPr>
-      <w:r>
-        <w:rPr>
-          <w:rFonts w:ascii="Times New Roman" w:hAnsi="Times New Roman"/>
-          <w:sz w:val="24"/>
-          <w:szCs w:val="24"/>
-        </w:rPr>
-        <w:t>Спаси мене від гонителів моїх,* бо вони сильніші від мене.</w:t>
+        <w:pStyle w:val="a"/>
+        <w:spacing w:after="120"/>
+      </w:pPr>
+      <w:r>
+        <w:rPr>
+          <w:rFonts w:ascii="Times New Roman" w:hAnsi="Times New Roman"/>
+          <w:sz w:val="24"/>
+        </w:rPr>
+        <w:t xml:space="preserve">Я </w:t>
+      </w:r>
+      <w:r>
+        <w:rPr>
+          <w:rFonts w:ascii="Times New Roman" w:hAnsi="Times New Roman"/>
+          <w:sz w:val="24"/>
+        </w:rPr>
+        <w:t>го́лосом</w:t>
+      </w:r>
+      <w:r>
+        <w:rPr>
+          <w:rFonts w:ascii="Times New Roman" w:hAnsi="Times New Roman"/>
+          <w:sz w:val="24"/>
+        </w:rPr>
+        <w:t xml:space="preserve"> </w:t>
+      </w:r>
+      <w:r>
+        <w:rPr>
+          <w:rFonts w:ascii="Times New Roman" w:hAnsi="Times New Roman"/>
+          <w:sz w:val="24"/>
+        </w:rPr>
+        <w:t>мої́м</w:t>
+      </w:r>
+      <w:r>
+        <w:rPr>
+          <w:rFonts w:ascii="Times New Roman" w:hAnsi="Times New Roman"/>
+          <w:sz w:val="24"/>
+        </w:rPr>
+        <w:t xml:space="preserve"> до </w:t>
+      </w:r>
+      <w:r>
+        <w:rPr>
+          <w:rFonts w:ascii="Times New Roman" w:hAnsi="Times New Roman"/>
+          <w:sz w:val="24"/>
+        </w:rPr>
+        <w:t>Го́спода</w:t>
+      </w:r>
+      <w:r>
+        <w:rPr>
+          <w:rFonts w:ascii="Times New Roman" w:hAnsi="Times New Roman"/>
+          <w:sz w:val="24"/>
+        </w:rPr>
+        <w:t xml:space="preserve"> </w:t>
+      </w:r>
+      <w:r>
+        <w:rPr>
+          <w:rFonts w:ascii="Times New Roman" w:hAnsi="Times New Roman"/>
+          <w:sz w:val="24"/>
+        </w:rPr>
+        <w:t>взива́ю</w:t>
+      </w:r>
+      <w:r>
+        <w:rPr>
+          <w:rFonts w:ascii="Times New Roman" w:hAnsi="Times New Roman"/>
+          <w:sz w:val="24"/>
+        </w:rPr>
+        <w:t xml:space="preserve">,* я </w:t>
+      </w:r>
+      <w:r>
+        <w:rPr>
+          <w:rFonts w:ascii="Times New Roman" w:hAnsi="Times New Roman"/>
+          <w:sz w:val="24"/>
+        </w:rPr>
+        <w:t>го́лосом</w:t>
+      </w:r>
+      <w:r>
+        <w:rPr>
+          <w:rFonts w:ascii="Times New Roman" w:hAnsi="Times New Roman"/>
+          <w:sz w:val="24"/>
+        </w:rPr>
+        <w:t xml:space="preserve"> </w:t>
+      </w:r>
+      <w:r>
+        <w:rPr>
+          <w:rFonts w:ascii="Times New Roman" w:hAnsi="Times New Roman"/>
+          <w:sz w:val="24"/>
+        </w:rPr>
+        <w:t>мої́м</w:t>
+      </w:r>
+      <w:r>
+        <w:rPr>
+          <w:rFonts w:ascii="Times New Roman" w:hAnsi="Times New Roman"/>
+          <w:sz w:val="24"/>
+        </w:rPr>
+        <w:t xml:space="preserve"> до </w:t>
+      </w:r>
+      <w:r>
+        <w:rPr>
+          <w:rFonts w:ascii="Times New Roman" w:hAnsi="Times New Roman"/>
+          <w:sz w:val="24"/>
+        </w:rPr>
+        <w:t>Го́спода</w:t>
+      </w:r>
+      <w:r>
+        <w:rPr>
+          <w:rFonts w:ascii="Times New Roman" w:hAnsi="Times New Roman"/>
+          <w:sz w:val="24"/>
+        </w:rPr>
+        <w:t xml:space="preserve"> </w:t>
+      </w:r>
+      <w:r>
+        <w:rPr>
+          <w:rFonts w:ascii="Times New Roman" w:hAnsi="Times New Roman"/>
+          <w:sz w:val="24"/>
+        </w:rPr>
+        <w:t>молю́ся</w:t>
+      </w:r>
+      <w:r>
+        <w:rPr>
+          <w:rFonts w:ascii="Times New Roman" w:hAnsi="Times New Roman"/>
+          <w:sz w:val="24"/>
+        </w:rPr>
+        <w:t>.</w:t>
+      </w:r>
+    </w:p>
+    <w:p>
+      <w:pPr>
+        <w:pStyle w:val="a"/>
+        <w:spacing w:after="120"/>
+      </w:pPr>
+      <w:r>
+        <w:rPr>
+          <w:rFonts w:ascii="Times New Roman" w:hAnsi="Times New Roman"/>
+          <w:sz w:val="24"/>
+        </w:rPr>
+        <w:t>Ска́ргу</w:t>
+      </w:r>
+      <w:r>
+        <w:rPr>
+          <w:rFonts w:ascii="Times New Roman" w:hAnsi="Times New Roman"/>
+          <w:sz w:val="24"/>
+        </w:rPr>
+        <w:t xml:space="preserve"> мою́ </w:t>
+      </w:r>
+      <w:r>
+        <w:rPr>
+          <w:rFonts w:ascii="Times New Roman" w:hAnsi="Times New Roman"/>
+          <w:sz w:val="24"/>
+        </w:rPr>
+        <w:t>пе́ред</w:t>
+      </w:r>
+      <w:r>
+        <w:rPr>
+          <w:rFonts w:ascii="Times New Roman" w:hAnsi="Times New Roman"/>
+          <w:sz w:val="24"/>
+        </w:rPr>
+        <w:t xml:space="preserve"> Ним </w:t>
+      </w:r>
+      <w:r>
+        <w:rPr>
+          <w:rFonts w:ascii="Times New Roman" w:hAnsi="Times New Roman"/>
+          <w:sz w:val="24"/>
+        </w:rPr>
+        <w:t>вилива́ю</w:t>
+      </w:r>
+      <w:r>
+        <w:rPr>
+          <w:rFonts w:ascii="Times New Roman" w:hAnsi="Times New Roman"/>
+          <w:sz w:val="24"/>
+        </w:rPr>
+        <w:t xml:space="preserve">,* мою́ </w:t>
+      </w:r>
+      <w:r>
+        <w:rPr>
+          <w:rFonts w:ascii="Times New Roman" w:hAnsi="Times New Roman"/>
+          <w:sz w:val="24"/>
+        </w:rPr>
+        <w:t>скру́ту</w:t>
+      </w:r>
+      <w:r>
+        <w:rPr>
+          <w:rFonts w:ascii="Times New Roman" w:hAnsi="Times New Roman"/>
+          <w:sz w:val="24"/>
+        </w:rPr>
+        <w:t xml:space="preserve"> Йому́ я </w:t>
+      </w:r>
+      <w:r>
+        <w:rPr>
+          <w:rFonts w:ascii="Times New Roman" w:hAnsi="Times New Roman"/>
+          <w:sz w:val="24"/>
+        </w:rPr>
+        <w:t>виявля́ю</w:t>
+      </w:r>
+      <w:r>
+        <w:rPr>
+          <w:rFonts w:ascii="Times New Roman" w:hAnsi="Times New Roman"/>
+          <w:sz w:val="24"/>
+        </w:rPr>
+        <w:t>.</w:t>
+      </w:r>
+    </w:p>
+    <w:p>
+      <w:pPr>
+        <w:pStyle w:val="a"/>
+        <w:spacing w:after="120"/>
+      </w:pPr>
+      <w:r>
+        <w:rPr>
+          <w:rFonts w:ascii="Times New Roman" w:hAnsi="Times New Roman"/>
+          <w:sz w:val="24"/>
+        </w:rPr>
+        <w:t xml:space="preserve">Коли́ </w:t>
+      </w:r>
+      <w:r>
+        <w:rPr>
+          <w:rFonts w:ascii="Times New Roman" w:hAnsi="Times New Roman"/>
+          <w:sz w:val="24"/>
+        </w:rPr>
+        <w:t>триво́житься</w:t>
+      </w:r>
+      <w:r>
+        <w:rPr>
+          <w:rFonts w:ascii="Times New Roman" w:hAnsi="Times New Roman"/>
+          <w:sz w:val="24"/>
+        </w:rPr>
+        <w:t xml:space="preserve"> в мені́ дух мій, Ти </w:t>
+      </w:r>
+      <w:r>
+        <w:rPr>
+          <w:rFonts w:ascii="Times New Roman" w:hAnsi="Times New Roman"/>
+          <w:sz w:val="24"/>
+        </w:rPr>
+        <w:t>знає́ш</w:t>
+      </w:r>
+      <w:r>
+        <w:rPr>
+          <w:rFonts w:ascii="Times New Roman" w:hAnsi="Times New Roman"/>
+          <w:sz w:val="24"/>
+        </w:rPr>
+        <w:t xml:space="preserve"> мою́ сте́жку.* На </w:t>
+      </w:r>
+      <w:r>
+        <w:rPr>
+          <w:rFonts w:ascii="Times New Roman" w:hAnsi="Times New Roman"/>
+          <w:sz w:val="24"/>
+        </w:rPr>
+        <w:t>доро́зі</w:t>
+      </w:r>
+      <w:r>
+        <w:rPr>
+          <w:rFonts w:ascii="Times New Roman" w:hAnsi="Times New Roman"/>
+          <w:sz w:val="24"/>
+        </w:rPr>
+        <w:t xml:space="preserve">, де я </w:t>
+      </w:r>
+      <w:r>
+        <w:rPr>
+          <w:rFonts w:ascii="Times New Roman" w:hAnsi="Times New Roman"/>
+          <w:sz w:val="24"/>
+        </w:rPr>
+        <w:t>ступа́ю</w:t>
+      </w:r>
+      <w:r>
+        <w:rPr>
+          <w:rFonts w:ascii="Times New Roman" w:hAnsi="Times New Roman"/>
+          <w:sz w:val="24"/>
+        </w:rPr>
+        <w:t xml:space="preserve">, </w:t>
+      </w:r>
+      <w:r>
+        <w:rPr>
+          <w:rFonts w:ascii="Times New Roman" w:hAnsi="Times New Roman"/>
+          <w:sz w:val="24"/>
+        </w:rPr>
+        <w:t>та́йно</w:t>
+      </w:r>
+      <w:r>
+        <w:rPr>
+          <w:rFonts w:ascii="Times New Roman" w:hAnsi="Times New Roman"/>
+          <w:sz w:val="24"/>
+        </w:rPr>
+        <w:t xml:space="preserve"> </w:t>
+      </w:r>
+      <w:r>
+        <w:rPr>
+          <w:rFonts w:ascii="Times New Roman" w:hAnsi="Times New Roman"/>
+          <w:sz w:val="24"/>
+        </w:rPr>
+        <w:t>розста́вили</w:t>
+      </w:r>
+      <w:r>
+        <w:rPr>
+          <w:rFonts w:ascii="Times New Roman" w:hAnsi="Times New Roman"/>
+          <w:sz w:val="24"/>
+        </w:rPr>
+        <w:t xml:space="preserve"> сильце́ на </w:t>
+      </w:r>
+      <w:r>
+        <w:rPr>
+          <w:rFonts w:ascii="Times New Roman" w:hAnsi="Times New Roman"/>
+          <w:sz w:val="24"/>
+        </w:rPr>
+        <w:t>ме́не</w:t>
+      </w:r>
+      <w:r>
+        <w:rPr>
+          <w:rFonts w:ascii="Times New Roman" w:hAnsi="Times New Roman"/>
+          <w:sz w:val="24"/>
+        </w:rPr>
+        <w:t>.</w:t>
+      </w:r>
+    </w:p>
+    <w:p>
+      <w:pPr>
+        <w:pStyle w:val="a"/>
+        <w:spacing w:after="120"/>
+      </w:pPr>
+      <w:r>
+        <w:rPr>
+          <w:rFonts w:ascii="Times New Roman" w:hAnsi="Times New Roman"/>
+          <w:sz w:val="24"/>
+        </w:rPr>
+        <w:t>Погля́нь</w:t>
+      </w:r>
+      <w:r>
+        <w:rPr>
+          <w:rFonts w:ascii="Times New Roman" w:hAnsi="Times New Roman"/>
+          <w:sz w:val="24"/>
+        </w:rPr>
+        <w:t xml:space="preserve"> </w:t>
+      </w:r>
+      <w:r>
+        <w:rPr>
+          <w:rFonts w:ascii="Times New Roman" w:hAnsi="Times New Roman"/>
+          <w:sz w:val="24"/>
+        </w:rPr>
+        <w:t>право́руч</w:t>
+      </w:r>
+      <w:r>
+        <w:rPr>
+          <w:rFonts w:ascii="Times New Roman" w:hAnsi="Times New Roman"/>
+          <w:sz w:val="24"/>
+        </w:rPr>
+        <w:t xml:space="preserve"> і </w:t>
+      </w:r>
+      <w:r>
+        <w:rPr>
+          <w:rFonts w:ascii="Times New Roman" w:hAnsi="Times New Roman"/>
+          <w:sz w:val="24"/>
+        </w:rPr>
+        <w:t>подиви́ся</w:t>
+      </w:r>
+      <w:r>
+        <w:rPr>
+          <w:rFonts w:ascii="Times New Roman" w:hAnsi="Times New Roman"/>
+          <w:sz w:val="24"/>
+        </w:rPr>
+        <w:t xml:space="preserve">:* нема́ </w:t>
+      </w:r>
+      <w:r>
+        <w:rPr>
+          <w:rFonts w:ascii="Times New Roman" w:hAnsi="Times New Roman"/>
+          <w:sz w:val="24"/>
+        </w:rPr>
+        <w:t>ніко́го</w:t>
+      </w:r>
+      <w:r>
+        <w:rPr>
+          <w:rFonts w:ascii="Times New Roman" w:hAnsi="Times New Roman"/>
+          <w:sz w:val="24"/>
+        </w:rPr>
+        <w:t xml:space="preserve">, хто дбав би за </w:t>
+      </w:r>
+      <w:r>
+        <w:rPr>
+          <w:rFonts w:ascii="Times New Roman" w:hAnsi="Times New Roman"/>
+          <w:sz w:val="24"/>
+        </w:rPr>
+        <w:t>ме́не</w:t>
+      </w:r>
+      <w:r>
+        <w:rPr>
+          <w:rFonts w:ascii="Times New Roman" w:hAnsi="Times New Roman"/>
+          <w:sz w:val="24"/>
+        </w:rPr>
+        <w:t>.</w:t>
+      </w:r>
+    </w:p>
+    <w:p>
+      <w:pPr>
+        <w:pStyle w:val="a"/>
+        <w:spacing w:after="120"/>
+      </w:pPr>
+      <w:r>
+        <w:rPr>
+          <w:rFonts w:ascii="Times New Roman" w:hAnsi="Times New Roman"/>
+          <w:sz w:val="24"/>
+        </w:rPr>
+        <w:t xml:space="preserve">Нема́ куди́ мені́ </w:t>
+      </w:r>
+      <w:r>
+        <w:rPr>
+          <w:rFonts w:ascii="Times New Roman" w:hAnsi="Times New Roman"/>
+          <w:sz w:val="24"/>
+        </w:rPr>
+        <w:t>втіка́ти</w:t>
+      </w:r>
+      <w:r>
+        <w:rPr>
+          <w:rFonts w:ascii="Times New Roman" w:hAnsi="Times New Roman"/>
+          <w:sz w:val="24"/>
+        </w:rPr>
+        <w:t xml:space="preserve">,* нема́ </w:t>
+      </w:r>
+      <w:r>
+        <w:rPr>
+          <w:rFonts w:ascii="Times New Roman" w:hAnsi="Times New Roman"/>
+          <w:sz w:val="24"/>
+        </w:rPr>
+        <w:t>ніко́го</w:t>
+      </w:r>
+      <w:r>
+        <w:rPr>
+          <w:rFonts w:ascii="Times New Roman" w:hAnsi="Times New Roman"/>
+          <w:sz w:val="24"/>
+        </w:rPr>
+        <w:t xml:space="preserve">, хто </w:t>
+      </w:r>
+      <w:r>
+        <w:rPr>
+          <w:rFonts w:ascii="Times New Roman" w:hAnsi="Times New Roman"/>
+          <w:sz w:val="24"/>
+        </w:rPr>
+        <w:t>піклува́вся</w:t>
+      </w:r>
+      <w:r>
+        <w:rPr>
+          <w:rFonts w:ascii="Times New Roman" w:hAnsi="Times New Roman"/>
+          <w:sz w:val="24"/>
+        </w:rPr>
+        <w:t xml:space="preserve"> би </w:t>
+      </w:r>
+      <w:r>
+        <w:rPr>
+          <w:rFonts w:ascii="Times New Roman" w:hAnsi="Times New Roman"/>
+          <w:sz w:val="24"/>
+        </w:rPr>
+        <w:t>мно́ю</w:t>
+      </w:r>
+      <w:r>
+        <w:rPr>
+          <w:rFonts w:ascii="Times New Roman" w:hAnsi="Times New Roman"/>
+          <w:sz w:val="24"/>
+        </w:rPr>
+        <w:t>.</w:t>
+      </w:r>
+    </w:p>
+    <w:p>
+      <w:pPr>
+        <w:pStyle w:val="a"/>
+        <w:spacing w:after="120"/>
+      </w:pPr>
+      <w:r>
+        <w:rPr>
+          <w:rFonts w:ascii="Times New Roman" w:hAnsi="Times New Roman"/>
+          <w:sz w:val="24"/>
+        </w:rPr>
+        <w:t xml:space="preserve">До </w:t>
+      </w:r>
+      <w:r>
+        <w:rPr>
+          <w:rFonts w:ascii="Times New Roman" w:hAnsi="Times New Roman"/>
+          <w:sz w:val="24"/>
+        </w:rPr>
+        <w:t>Те́бе</w:t>
+      </w:r>
+      <w:r>
+        <w:rPr>
+          <w:rFonts w:ascii="Times New Roman" w:hAnsi="Times New Roman"/>
+          <w:sz w:val="24"/>
+        </w:rPr>
+        <w:t xml:space="preserve">, </w:t>
+      </w:r>
+      <w:r>
+        <w:rPr>
+          <w:rFonts w:ascii="Times New Roman" w:hAnsi="Times New Roman"/>
+          <w:sz w:val="24"/>
+        </w:rPr>
+        <w:t>Го́споди</w:t>
+      </w:r>
+      <w:r>
+        <w:rPr>
+          <w:rFonts w:ascii="Times New Roman" w:hAnsi="Times New Roman"/>
+          <w:sz w:val="24"/>
+        </w:rPr>
+        <w:t xml:space="preserve">, </w:t>
+      </w:r>
+      <w:r>
+        <w:rPr>
+          <w:rFonts w:ascii="Times New Roman" w:hAnsi="Times New Roman"/>
+          <w:sz w:val="24"/>
+        </w:rPr>
+        <w:t>взива́ю</w:t>
+      </w:r>
+      <w:r>
+        <w:rPr>
+          <w:rFonts w:ascii="Times New Roman" w:hAnsi="Times New Roman"/>
+          <w:sz w:val="24"/>
+        </w:rPr>
+        <w:t xml:space="preserve"> й кажу́:* Ти моє́ </w:t>
+      </w:r>
+      <w:r>
+        <w:rPr>
+          <w:rFonts w:ascii="Times New Roman" w:hAnsi="Times New Roman"/>
+          <w:sz w:val="24"/>
+        </w:rPr>
+        <w:t>прибі́жище</w:t>
+      </w:r>
+      <w:r>
+        <w:rPr>
+          <w:rFonts w:ascii="Times New Roman" w:hAnsi="Times New Roman"/>
+          <w:sz w:val="24"/>
+        </w:rPr>
+        <w:t xml:space="preserve">, в землі́ </w:t>
+      </w:r>
+      <w:r>
+        <w:rPr>
+          <w:rFonts w:ascii="Times New Roman" w:hAnsi="Times New Roman"/>
+          <w:sz w:val="24"/>
+        </w:rPr>
+        <w:t>живи́х</w:t>
+      </w:r>
+      <w:r>
+        <w:rPr>
+          <w:rFonts w:ascii="Times New Roman" w:hAnsi="Times New Roman"/>
+          <w:sz w:val="24"/>
+        </w:rPr>
+        <w:t xml:space="preserve"> Ти − моя́ </w:t>
+      </w:r>
+      <w:r>
+        <w:rPr>
+          <w:rFonts w:ascii="Times New Roman" w:hAnsi="Times New Roman"/>
+          <w:sz w:val="24"/>
+        </w:rPr>
+        <w:t>до́ля</w:t>
+      </w:r>
+      <w:r>
+        <w:rPr>
+          <w:rFonts w:ascii="Times New Roman" w:hAnsi="Times New Roman"/>
+          <w:sz w:val="24"/>
+        </w:rPr>
+        <w:t>!</w:t>
+      </w:r>
+    </w:p>
+    <w:p>
+      <w:pPr>
+        <w:pStyle w:val="a"/>
+        <w:spacing w:after="120"/>
+      </w:pPr>
+      <w:r>
+        <w:rPr>
+          <w:rFonts w:ascii="Times New Roman" w:hAnsi="Times New Roman"/>
+          <w:sz w:val="24"/>
+        </w:rPr>
+        <w:t xml:space="preserve">Зверни́ </w:t>
+      </w:r>
+      <w:r>
+        <w:rPr>
+          <w:rFonts w:ascii="Times New Roman" w:hAnsi="Times New Roman"/>
+          <w:sz w:val="24"/>
+        </w:rPr>
+        <w:t>ува́гу</w:t>
+      </w:r>
+      <w:r>
+        <w:rPr>
+          <w:rFonts w:ascii="Times New Roman" w:hAnsi="Times New Roman"/>
+          <w:sz w:val="24"/>
+        </w:rPr>
+        <w:t xml:space="preserve"> на моє́ </w:t>
+      </w:r>
+      <w:r>
+        <w:rPr>
+          <w:rFonts w:ascii="Times New Roman" w:hAnsi="Times New Roman"/>
+          <w:sz w:val="24"/>
+        </w:rPr>
+        <w:t>блага́ння</w:t>
+      </w:r>
+      <w:r>
+        <w:rPr>
+          <w:rFonts w:ascii="Times New Roman" w:hAnsi="Times New Roman"/>
+          <w:sz w:val="24"/>
+        </w:rPr>
+        <w:t xml:space="preserve">,* бо я </w:t>
+      </w:r>
+      <w:r>
+        <w:rPr>
+          <w:rFonts w:ascii="Times New Roman" w:hAnsi="Times New Roman"/>
+          <w:sz w:val="24"/>
+        </w:rPr>
+        <w:t>ве́льми</w:t>
+      </w:r>
+      <w:r>
+        <w:rPr>
+          <w:rFonts w:ascii="Times New Roman" w:hAnsi="Times New Roman"/>
+          <w:sz w:val="24"/>
+        </w:rPr>
+        <w:t xml:space="preserve"> </w:t>
+      </w:r>
+      <w:r>
+        <w:rPr>
+          <w:rFonts w:ascii="Times New Roman" w:hAnsi="Times New Roman"/>
+          <w:sz w:val="24"/>
+        </w:rPr>
+        <w:t>неща́сний</w:t>
+      </w:r>
+      <w:r>
+        <w:rPr>
+          <w:rFonts w:ascii="Times New Roman" w:hAnsi="Times New Roman"/>
+          <w:sz w:val="24"/>
+        </w:rPr>
+        <w:t>.</w:t>
+      </w:r>
+    </w:p>
+    <w:p>
+      <w:pPr>
+        <w:pStyle w:val="a"/>
+        <w:spacing w:after="120"/>
+      </w:pPr>
+      <w:r>
+        <w:rPr>
+          <w:rFonts w:ascii="Times New Roman" w:hAnsi="Times New Roman"/>
+          <w:sz w:val="24"/>
+        </w:rPr>
+        <w:t xml:space="preserve">Спаси́ мене́ від </w:t>
+      </w:r>
+      <w:r>
+        <w:rPr>
+          <w:rFonts w:ascii="Times New Roman" w:hAnsi="Times New Roman"/>
+          <w:sz w:val="24"/>
+        </w:rPr>
+        <w:t>гони́телів</w:t>
+      </w:r>
+      <w:r>
+        <w:rPr>
+          <w:rFonts w:ascii="Times New Roman" w:hAnsi="Times New Roman"/>
+          <w:sz w:val="24"/>
+        </w:rPr>
+        <w:t xml:space="preserve"> </w:t>
+      </w:r>
+      <w:r>
+        <w:rPr>
+          <w:rFonts w:ascii="Times New Roman" w:hAnsi="Times New Roman"/>
+          <w:sz w:val="24"/>
+        </w:rPr>
+        <w:t>мої́х</w:t>
+      </w:r>
+      <w:r>
+        <w:rPr>
+          <w:rFonts w:ascii="Times New Roman" w:hAnsi="Times New Roman"/>
+          <w:sz w:val="24"/>
+        </w:rPr>
+        <w:t xml:space="preserve">,* бо вони́ </w:t>
+      </w:r>
+      <w:r>
+        <w:rPr>
+          <w:rFonts w:ascii="Times New Roman" w:hAnsi="Times New Roman"/>
+          <w:sz w:val="24"/>
+        </w:rPr>
+        <w:t>сильні́ші</w:t>
+      </w:r>
+      <w:r>
+        <w:rPr>
+          <w:rFonts w:ascii="Times New Roman" w:hAnsi="Times New Roman"/>
+          <w:sz w:val="24"/>
+        </w:rPr>
+        <w:t xml:space="preserve"> від </w:t>
+      </w:r>
+      <w:r>
+        <w:rPr>
+          <w:rFonts w:ascii="Times New Roman" w:hAnsi="Times New Roman"/>
+          <w:sz w:val="24"/>
+        </w:rPr>
+        <w:t>ме́не</w:t>
+      </w:r>
+      <w:r>
+        <w:rPr>
+          <w:rFonts w:ascii="Times New Roman" w:hAnsi="Times New Roman"/>
+          <w:sz w:val="24"/>
+        </w:rPr>
+        <w:t>.</w:t>
       </w:r>
     </w:p>
     <w:p>
@@ -7419,7 +8880,7 @@
           <w:sz w:val="24"/>
           <w:szCs w:val="24"/>
         </w:rPr>
-        <w:t>(г. 4, подібний: Як хороброго):</w:t>
+        <w:t>(г. 4, подібний: Як хороброго):</w:t>
       </w:r>
       <w:r>
         <w:rPr>
@@ -7805,7 +9266,6 @@
           <w:i/>
           <w:color w:val="FF4400"/>
           <w:sz w:val="24"/>
-          <w:szCs w:val="24"/>
         </w:rPr>
         <w:t>Священик:</w:t>
       </w:r>
@@ -7813,7 +9273,6 @@
         <w:rPr>
           <w:rFonts w:ascii="Times New Roman" w:hAnsi="Times New Roman"/>
           <w:sz w:val="24"/>
-          <w:szCs w:val="24"/>
         </w:rPr>
         <w:t xml:space="preserve"> Мир всім.</w:t>
       </w:r>
@@ -7884,7 +9343,7 @@
           <w:color w:val="FF0000"/>
           <w:sz w:val="24"/>
         </w:rPr>
-        <w:t>(г. 8):</w:t>
+        <w:t>(г. 8):</w:t>
       </w:r>
       <w:r>
         <w:rPr>
@@ -8708,7 +10167,6 @@
           <w:i/>
           <w:color w:val="FF4400"/>
           <w:sz w:val="24"/>
-          <w:szCs w:val="24"/>
         </w:rPr>
         <w:t>Священик:</w:t>
       </w:r>
@@ -8716,9 +10174,8 @@
         <w:rPr>
           <w:rFonts w:ascii="Times New Roman" w:hAnsi="Times New Roman"/>
           <w:sz w:val="24"/>
-          <w:szCs w:val="24"/>
-        </w:rPr>
-        <w:t xml:space="preserve"> Бо Ти – Бог милости, ласк і людинолюбности, і Тобі славу віддаємо, Отцю, і Сину, і Святому Духові, нині, і повсякчас, і на віки віків.</w:t>
+        </w:rPr>
+        <w:t xml:space="preserve"> Бо Ти – Бог милости, ласк і людинолюбности, і Тобі славу віддаємо, Отцю, і Сину, і Святому Духові, нині, і повсякчас, і на віки віків.</w:t>
       </w:r>
     </w:p>
     <w:p>
@@ -8775,7 +10232,6 @@
           <w:i/>
           <w:color w:val="FF4400"/>
           <w:sz w:val="24"/>
-          <w:szCs w:val="24"/>
         </w:rPr>
         <w:t>Священик:</w:t>
       </w:r>
@@ -8783,7 +10239,6 @@
         <w:rPr>
           <w:rFonts w:ascii="Times New Roman" w:hAnsi="Times New Roman"/>
           <w:sz w:val="24"/>
-          <w:szCs w:val="24"/>
         </w:rPr>
         <w:t xml:space="preserve"> Мир всім.</w:t>
       </w:r>
@@ -9382,48 +10837,35 @@
     </w:p>
     <w:p>
       <w:pPr>
-        <w:spacing w:after="120"/>
-        <w:jc w:val="both"/>
-        <w:rPr>
-          <w:rFonts w:ascii="Times New Roman" w:hAnsi="Times New Roman"/>
-          <w:sz w:val="24"/>
-          <w:szCs w:val="24"/>
-        </w:rPr>
-      </w:pPr>
-      <w:r>
-        <w:rPr>
-          <w:rFonts w:ascii="Times New Roman" w:hAnsi="Times New Roman"/>
-          <w:sz w:val="24"/>
-          <w:szCs w:val="24"/>
-        </w:rPr>
-        <w:t xml:space="preserve">Святий Боже, святий Кріпкий, святий Безсмертний, помилуй нас </w:t>
-      </w:r>
-      <w:r>
-        <w:rPr>
-          <w:rFonts w:ascii="Times New Roman" w:hAnsi="Times New Roman"/>
-          <w:i/>
-          <w:color w:val="FF0000"/>
-          <w:sz w:val="24"/>
-          <w:szCs w:val="24"/>
-        </w:rPr>
-        <w:t>(3 р.)</w:t>
-      </w:r>
-    </w:p>
-    <w:p>
-      <w:pPr>
-        <w:spacing w:after="120"/>
-        <w:jc w:val="both"/>
-        <w:rPr>
-          <w:rFonts w:ascii="Times New Roman" w:hAnsi="Times New Roman"/>
-          <w:sz w:val="24"/>
-          <w:szCs w:val="24"/>
-        </w:rPr>
-      </w:pPr>
-      <w:r>
-        <w:rPr>
-          <w:rFonts w:ascii="Times New Roman" w:hAnsi="Times New Roman"/>
-          <w:sz w:val="24"/>
-          <w:szCs w:val="24"/>
+        <w:pStyle w:val="a"/>
+        <w:spacing w:after="120"/>
+      </w:pPr>
+      <w:r>
+        <w:rPr>
+          <w:rFonts w:ascii="Times New Roman" w:hAnsi="Times New Roman"/>
+          <w:sz w:val="24"/>
+        </w:rPr>
+        <w:t xml:space="preserve">Святий Боже, святий Кріпкий, святий Безсмертний, помилуй нас. </w:t>
+      </w:r>
+      <w:r>
+        <w:rPr>
+          <w:rFonts w:ascii="Times New Roman" w:hAnsi="Times New Roman"/>
+          <w:i/>
+          <w:color w:val="FF0000"/>
+          <w:sz w:val="24"/>
+        </w:rPr>
+        <w:t>(3 р.)</w:t>
+      </w:r>
+    </w:p>
+    <w:p>
+      <w:pPr>
+        <w:pStyle w:val="a"/>
+        <w:spacing w:after="120"/>
+      </w:pPr>
+      <w:r>
+        <w:rPr>
+          <w:rFonts w:ascii="Times New Roman" w:hAnsi="Times New Roman"/>
+          <w:sz w:val="24"/>
         </w:rPr>
         <w:t>Слава Отцю, і Сину, і Святому Духові,* і нині і повсякчас, і на віки віків. Амінь.</w:t>
       </w:r>
@@ -9457,31 +10899,38 @@
     </w:p>
     <w:p>
       <w:pPr>
-        <w:spacing w:after="120"/>
-        <w:jc w:val="both"/>
-        <w:rPr>
-          <w:rFonts w:ascii="Times New Roman" w:hAnsi="Times New Roman"/>
-          <w:sz w:val="24"/>
-          <w:szCs w:val="24"/>
-        </w:rPr>
-      </w:pPr>
-      <w:r>
-        <w:rPr>
-          <w:rFonts w:ascii="Times New Roman" w:hAnsi="Times New Roman"/>
-          <w:sz w:val="24"/>
-          <w:szCs w:val="24"/>
-        </w:rPr>
-        <w:t xml:space="preserve">Господи, помилуй </w:t>
-      </w:r>
-      <w:r>
-        <w:rPr>
-          <w:rFonts w:ascii="Times New Roman" w:hAnsi="Times New Roman"/>
-          <w:i/>
-          <w:color w:val="FF0000"/>
-          <w:sz w:val="24"/>
-          <w:szCs w:val="24"/>
-        </w:rPr>
-        <w:t>(3 р.)</w:t>
+        <w:pStyle w:val="a"/>
+        <w:spacing w:after="120"/>
+      </w:pPr>
+      <w:r>
+        <w:rPr>
+          <w:rFonts w:ascii="Times New Roman" w:hAnsi="Times New Roman"/>
+          <w:sz w:val="24"/>
+        </w:rPr>
+        <w:t>Господи, помилуй</w:t>
+      </w:r>
+      <w:r>
+        <w:rPr>
+          <w:rFonts w:ascii="Times New Roman" w:hAnsi="Times New Roman"/>
+          <w:sz w:val="24"/>
+        </w:rPr>
+        <w:t>.</w:t>
+      </w:r>
+      <w:r>
+        <w:rPr>
+          <w:rFonts w:ascii="Times New Roman" w:hAnsi="Times New Roman"/>
+          <w:sz w:val="24"/>
+        </w:rPr>
+        <w:t xml:space="preserve"> </w:t>
+      </w:r>
+      <w:r>
+        <w:rPr>
+          <w:rFonts w:ascii="Times New Roman" w:hAnsi="Times New Roman"/>
+          <w:i/>
+          <w:color w:val="FF0000"/>
+          <w:sz w:val="24"/>
+        </w:rPr>
+        <w:t>(3 р.)</w:t>
       </w:r>
     </w:p>
     <w:p>
@@ -10249,7 +11698,6 @@
           <w:i/>
           <w:color w:val="FF4400"/>
           <w:sz w:val="24"/>
-          <w:szCs w:val="24"/>
         </w:rPr>
         <w:t>Священик:</w:t>
       </w:r>
@@ -10257,7 +11705,6 @@
         <w:rPr>
           <w:rFonts w:ascii="Times New Roman" w:hAnsi="Times New Roman"/>
           <w:sz w:val="24"/>
-          <w:szCs w:val="24"/>
         </w:rPr>
         <w:t xml:space="preserve"> Слава тобі, Христе Боже, надіє наша, слава тобі!</w:t>
       </w:r>
@@ -10315,7 +11762,7 @@
           <w:sz w:val="24"/>
           <w:szCs w:val="24"/>
         </w:rPr>
-        <w:t>(3 р.)</w:t>
+        <w:t>(3 р.)</w:t>
       </w:r>
       <w:r>
         <w:rPr>
@@ -10336,19 +11783,12 @@
       </w:r>
     </w:p>
     <w:p>
-      <w:pPr>
-        <w:jc w:val="both"/>
-        <w:rPr>
-          <w:rFonts w:ascii="Times New Roman" w:hAnsi="Times New Roman"/>
-        </w:rPr>
-      </w:pPr>
       <w:r>
         <w:rPr>
           <w:rFonts w:ascii="Times New Roman" w:hAnsi="Times New Roman"/>
           <w:i/>
           <w:color w:val="FF4400"/>
           <w:sz w:val="24"/>
-          <w:szCs w:val="24"/>
         </w:rPr>
         <w:t>Священик:</w:t>
       </w:r>
@@ -10356,7 +11796,6 @@
         <w:rPr>
           <w:rFonts w:ascii="Times New Roman" w:hAnsi="Times New Roman"/>
           <w:sz w:val="24"/>
-          <w:szCs w:val="24"/>
         </w:rPr>
         <w:t xml:space="preserve"> Христос, істинний Бог наш - молитвами пречистої Своєї Матері, заступництвом чесних небесних сил безтілесних, святих славних і всехвальних апостолів, святого, </w:t>
       </w:r>
@@ -10366,7 +11805,6 @@
           <w:i/>
           <w:color w:val="FF4400"/>
           <w:sz w:val="24"/>
-          <w:szCs w:val="24"/>
         </w:rPr>
         <w:t>якого є храм</w:t>
       </w:r>
@@ -10374,17 +11812,8 @@
         <w:rPr>
           <w:rFonts w:ascii="Times New Roman" w:hAnsi="Times New Roman"/>
           <w:sz w:val="24"/>
-          <w:szCs w:val="24"/>
-        </w:rPr>
-        <w:t>, святого мученик</w:t>
-      </w:r>
-      <w:r>
-        <w:rPr>
-          <w:rFonts w:ascii="Times New Roman" w:hAnsi="Times New Roman"/>
-          <w:sz w:val="24"/>
-          <w:szCs w:val="24"/>
-        </w:rPr>
-        <w:t>а Євсигнія і всіх святих - помилує і спасе нас як благий і людинолюбний.</w:t>
+        </w:rPr>
+        <w:t>, святого мученика Євсигнія і всіх святих - помилує і спасе нас як благий і людинолюбний.</w:t>
       </w:r>
     </w:p>
     <w:p>
@@ -10560,7 +11989,6 @@
           <w:i/>
           <w:color w:val="FF4400"/>
           <w:sz w:val="24"/>
-          <w:szCs w:val="24"/>
         </w:rPr>
         <w:t>Священик:</w:t>
       </w:r>
@@ -10568,17 +11996,8 @@
         <w:rPr>
           <w:rFonts w:ascii="Times New Roman" w:hAnsi="Times New Roman"/>
           <w:sz w:val="24"/>
-          <w:szCs w:val="24"/>
-        </w:rPr>
-        <w:t xml:space="preserve"> Слава святій, одноістотній, животворящій і нероздільній Тройці, завжди, нині і повсякчас, і </w:t>
-      </w:r>
-      <w:r>
-        <w:rPr>
-          <w:rFonts w:ascii="Times New Roman" w:hAnsi="Times New Roman"/>
-          <w:sz w:val="24"/>
-          <w:szCs w:val="24"/>
-        </w:rPr>
-        <w:t>на віки віків.</w:t>
+        </w:rPr>
+        <w:t xml:space="preserve"> Слава святій, одноістотній, животворящій і нероздільній Тройці, завжди, нині і повсякчас, і на віки віків.</w:t>
       </w:r>
     </w:p>
     <w:p>
@@ -10645,7 +12064,7 @@
           <w:sz w:val="24"/>
           <w:szCs w:val="24"/>
         </w:rPr>
-        <w:t>(3 р.)</w:t>
+        <w:t>(3 р.)</w:t>
       </w:r>
     </w:p>
     <w:p>
@@ -10676,7 +12095,7 @@
           <w:sz w:val="24"/>
           <w:szCs w:val="24"/>
         </w:rPr>
-        <w:t>(2 р.)</w:t>
+        <w:t>(2 р.)</w:t>
       </w:r>
     </w:p>
     <w:p>
@@ -13077,7 +14496,7 @@
           <w:sz w:val="24"/>
           <w:szCs w:val="24"/>
         </w:rPr>
-        <w:t>(3 р.)</w:t>
+        <w:t>(3 р.)</w:t>
       </w:r>
     </w:p>
     <w:p>
@@ -13156,7 +14575,7 @@
           <w:sz w:val="24"/>
           <w:szCs w:val="24"/>
         </w:rPr>
-        <w:t>1. </w:t>
+        <w:t xml:space="preserve">1. </w:t>
       </w:r>
       <w:r>
         <w:rPr>
@@ -13204,7 +14623,7 @@
           <w:sz w:val="24"/>
           <w:szCs w:val="24"/>
         </w:rPr>
-        <w:t>2. </w:t>
+        <w:t xml:space="preserve">2. </w:t>
       </w:r>
       <w:r>
         <w:rPr>
@@ -13261,7 +14680,7 @@
           <w:sz w:val="24"/>
           <w:szCs w:val="24"/>
         </w:rPr>
-        <w:t> Від ночі лине дух наш до тебе, Боже, бо світлом є повеління твої. Навчи нас, Боже, правди твоєї, заповідей твоїх і виправдань твоїх. Просвіти наші духовні очі, щоб ми не заснули в гріхах на смерть. Віджени</w:t>
+        <w:t xml:space="preserve"> Від ночі лине дух наш до тебе, Боже, бо світлом є повеління твої. Навчи нас, Боже, правди твоєї, заповідей твоїх і виправдань твоїх. Просвіти наші духовні очі, щоб ми не заснули в гріхах на смерть. Віджени</w:t>
       </w:r>
       <w:r>
         <w:rPr>
@@ -13309,7 +14728,7 @@
           <w:sz w:val="24"/>
           <w:szCs w:val="24"/>
         </w:rPr>
-        <w:t> Владико, Боже святий і неосяжний, що казав із темряви світлові засіяти, що заспокоїв нас у нічному сні й підвів до величання і моління твоєї доброти! Ти, що</w:t>
+        <w:t xml:space="preserve"> Владико, Боже святий і неосяжний, що казав із темряви світлові засіяти, що заспокоїв нас у нічному сні й підвів до величання і моління твоєї доброти! Ти, що</w:t>
       </w:r>
       <w:r>
         <w:rPr>
@@ -13366,7 +14785,7 @@
           <w:sz w:val="24"/>
           <w:szCs w:val="24"/>
         </w:rPr>
-        <w:t> Скарбе добра, джерело невисихаюче, Отче святий, чудотворче всесильний і вседержителю! Ус</w:t>
+        <w:t xml:space="preserve"> Скарбе добра, джерело невисихаюче, Отче святий, чудотворче всесильний і вседержителю! Ус</w:t>
       </w:r>
       <w:r>
         <w:rPr>
@@ -13414,7 +14833,7 @@
           <w:sz w:val="24"/>
           <w:szCs w:val="24"/>
         </w:rPr>
-        <w:t>6. </w:t>
+        <w:t xml:space="preserve">6. </w:t>
       </w:r>
       <w:r>
         <w:rPr>
@@ -13480,7 +14899,7 @@
           <w:sz w:val="24"/>
           <w:szCs w:val="24"/>
         </w:rPr>
-        <w:t> Боже й Отче Господа нашого Ісуса Христа! Ти підніс нас з постелі нашої і зібрав на годину молитви. Дай нам ласку відкрити уста наші і прийми наші подяки, що в наших силах, і навчи нас установ твоїх. Бо молитися як</w:t>
+        <w:t xml:space="preserve"> Боже й Отче Господа нашого Ісуса Христа! Ти підніс нас з постелі нашої і зібрав на годину молитви. Дай нам ласку відкрити уста наші і прийми наші подяки, що в наших силах, і навчи нас установ твоїх. Бо молитися як</w:t>
       </w:r>
       <w:r>
         <w:rPr>
@@ -13528,7 +14947,7 @@
           <w:sz w:val="24"/>
           <w:szCs w:val="24"/>
         </w:rPr>
-        <w:t>8. </w:t>
+        <w:t xml:space="preserve">8. </w:t>
       </w:r>
       <w:r>
         <w:rPr>
@@ -13585,7 +15004,7 @@
           <w:sz w:val="24"/>
           <w:szCs w:val="24"/>
         </w:rPr>
-        <w:t> Господи, Боже наш! Ти за покаяння дарував людям відпущення, нам же, як образ пізнання і визнання гріхів, показав покаяння і прощен</w:t>
+        <w:t xml:space="preserve"> Господи, Боже наш! Ти за покаяння дарував людям відпущення, нам же, як образ пізнання і визнання гріхів, показав покаяння і прощен</w:t>
       </w:r>
       <w:r>
         <w:rPr>
@@ -13642,7 +15061,7 @@
           <w:sz w:val="24"/>
           <w:szCs w:val="24"/>
         </w:rPr>
-        <w:t> Боже, Боже наш! Ти сотворив розумні й д</w:t>
+        <w:t xml:space="preserve"> Боже, Боже наш! Ти сотворив розумні й д</w:t>
       </w:r>
       <w:r>
         <w:rPr>
@@ -13681,7 +15100,7 @@
           <w:sz w:val="24"/>
           <w:szCs w:val="24"/>
         </w:rPr>
-        <w:t>11. </w:t>
+        <w:t xml:space="preserve">11. </w:t>
       </w:r>
       <w:r>
         <w:rPr>
@@ -16972,7 +18391,7 @@
           <w:color w:val="FF0000"/>
           <w:sz w:val="24"/>
         </w:rPr>
-        <w:t>Священник: </w:t>
+        <w:t xml:space="preserve">Священник: </w:t>
       </w:r>
       <w:r>
         <w:rPr>
@@ -17982,7 +19401,7 @@
           <w:color w:val="FF0000"/>
           <w:sz w:val="24"/>
         </w:rPr>
-        <w:t>Священник: </w:t>
+        <w:t xml:space="preserve">Священник: </w:t>
       </w:r>
       <w:r>
         <w:rPr>
@@ -19050,7 +20469,7 @@
           <w:sz w:val="24"/>
           <w:szCs w:val="24"/>
         </w:rPr>
-        <w:t xml:space="preserve">(г. 6): </w:t>
+        <w:t xml:space="preserve">(г. 6): </w:t>
       </w:r>
       <w:r>
         <w:rPr>
@@ -19293,7 +20712,6 @@
           <w:i/>
           <w:color w:val="FF4400"/>
           <w:sz w:val="24"/>
-          <w:szCs w:val="24"/>
         </w:rPr>
         <w:t>Священик:</w:t>
       </w:r>
@@ -19301,9 +20719,8 @@
         <w:rPr>
           <w:rFonts w:ascii="Times New Roman" w:hAnsi="Times New Roman"/>
           <w:sz w:val="24"/>
-          <w:szCs w:val="24"/>
-        </w:rPr>
-        <w:t> Бо Тебе хвалять усі сили небесні і Тобі славу возсилаємо: Отцю, і Сину, і Святому Духові, нині і повсякчас, і на віки віків.</w:t>
+        </w:rPr>
+        <w:t xml:space="preserve"> Бо Тебе хвалять усі сили небесні і Тобі славу возсилаємо: Отцю, і Сину, і Святому Духові, нині і повсякчас, і на віки віків.</w:t>
       </w:r>
     </w:p>
     <w:p>
@@ -20184,7 +21601,6 @@
           <w:i/>
           <w:color w:val="FF4400"/>
           <w:sz w:val="24"/>
-          <w:szCs w:val="24"/>
         </w:rPr>
         <w:t>Священик:</w:t>
       </w:r>
@@ -20192,7 +21608,6 @@
         <w:rPr>
           <w:rFonts w:ascii="Times New Roman" w:hAnsi="Times New Roman"/>
           <w:sz w:val="24"/>
-          <w:szCs w:val="24"/>
         </w:rPr>
         <w:t xml:space="preserve"> Слава тобі, що Світло нам показав!</w:t>
       </w:r>
@@ -21176,7 +22591,6 @@
           <w:i/>
           <w:color w:val="FF4400"/>
           <w:sz w:val="24"/>
-          <w:szCs w:val="24"/>
         </w:rPr>
         <w:t>Священик:</w:t>
       </w:r>
@@ -21184,17 +22598,8 @@
         <w:rPr>
           <w:rFonts w:ascii="Times New Roman" w:hAnsi="Times New Roman"/>
           <w:sz w:val="24"/>
-          <w:szCs w:val="24"/>
-        </w:rPr>
-        <w:t xml:space="preserve"> Бо Ти – Бог милости, ласк і людинолюбности, і Тобі славу віддаємо, Отцю, і Сину, і Святому Духові, нині, і повсякчас, </w:t>
-      </w:r>
-      <w:r>
-        <w:rPr>
-          <w:rFonts w:ascii="Times New Roman" w:hAnsi="Times New Roman"/>
-          <w:sz w:val="24"/>
-          <w:szCs w:val="24"/>
-        </w:rPr>
-        <w:t>і на віки віків.</w:t>
+        </w:rPr>
+        <w:t xml:space="preserve"> Бо Ти – Бог милости, ласк і людинолюбности, і Тобі славу віддаємо, Отцю, і Сину, і Святому Духові, нині, і повсякчас, і на віки віків.</w:t>
       </w:r>
     </w:p>
     <w:p>
@@ -21251,7 +22656,6 @@
           <w:i/>
           <w:color w:val="FF4400"/>
           <w:sz w:val="24"/>
-          <w:szCs w:val="24"/>
         </w:rPr>
         <w:t>Священик:</w:t>
       </w:r>
@@ -21259,7 +22663,6 @@
         <w:rPr>
           <w:rFonts w:ascii="Times New Roman" w:hAnsi="Times New Roman"/>
           <w:sz w:val="24"/>
-          <w:szCs w:val="24"/>
         </w:rPr>
         <w:t xml:space="preserve"> Мир всім.</w:t>
       </w:r>
@@ -21799,57 +23202,35 @@
     </w:p>
     <w:p>
       <w:pPr>
-        <w:spacing w:after="120"/>
-        <w:jc w:val="both"/>
-        <w:rPr>
-          <w:rFonts w:ascii="Times New Roman" w:hAnsi="Times New Roman"/>
-          <w:sz w:val="24"/>
-          <w:szCs w:val="24"/>
-        </w:rPr>
-      </w:pPr>
-      <w:r>
-        <w:rPr>
-          <w:rFonts w:ascii="Times New Roman" w:hAnsi="Times New Roman"/>
-          <w:sz w:val="24"/>
-          <w:szCs w:val="24"/>
-        </w:rPr>
-        <w:t xml:space="preserve">Святий Боже, святий Кріпкий, святий Безсмертний, помилуй нас </w:t>
-      </w:r>
-      <w:r>
-        <w:rPr>
-          <w:rFonts w:ascii="Times New Roman" w:hAnsi="Times New Roman"/>
-          <w:i/>
-          <w:color w:val="FF0000"/>
-          <w:sz w:val="24"/>
-          <w:szCs w:val="24"/>
-        </w:rPr>
-        <w:t>(3 р.)</w:t>
-      </w:r>
-      <w:r>
-        <w:rPr>
-          <w:rFonts w:ascii="Times New Roman" w:hAnsi="Times New Roman"/>
-          <w:i/>
-          <w:sz w:val="24"/>
-          <w:szCs w:val="24"/>
-        </w:rPr>
-        <w:t>.</w:t>
-      </w:r>
-    </w:p>
-    <w:p>
-      <w:pPr>
-        <w:spacing w:after="120"/>
-        <w:jc w:val="both"/>
-        <w:rPr>
-          <w:rFonts w:ascii="Times New Roman" w:hAnsi="Times New Roman"/>
-          <w:sz w:val="24"/>
-          <w:szCs w:val="24"/>
-        </w:rPr>
-      </w:pPr>
-      <w:r>
-        <w:rPr>
-          <w:rFonts w:ascii="Times New Roman" w:hAnsi="Times New Roman"/>
-          <w:sz w:val="24"/>
-          <w:szCs w:val="24"/>
+        <w:pStyle w:val="a"/>
+        <w:spacing w:after="120"/>
+      </w:pPr>
+      <w:r>
+        <w:rPr>
+          <w:rFonts w:ascii="Times New Roman" w:hAnsi="Times New Roman"/>
+          <w:sz w:val="24"/>
+        </w:rPr>
+        <w:t xml:space="preserve">Святий Боже, святий Кріпкий, святий Безсмертний, помилуй нас. </w:t>
+      </w:r>
+      <w:r>
+        <w:rPr>
+          <w:rFonts w:ascii="Times New Roman" w:hAnsi="Times New Roman"/>
+          <w:i/>
+          <w:color w:val="FF0000"/>
+          <w:sz w:val="24"/>
+        </w:rPr>
+        <w:t>(3 р.)</w:t>
+      </w:r>
+    </w:p>
+    <w:p>
+      <w:pPr>
+        <w:pStyle w:val="a"/>
+        <w:spacing w:after="120"/>
+      </w:pPr>
+      <w:r>
+        <w:rPr>
+          <w:rFonts w:ascii="Times New Roman" w:hAnsi="Times New Roman"/>
+          <w:sz w:val="24"/>
         </w:rPr>
         <w:t>Слава Отцю, і Сину, і Святому Духові,* і нині і повсякчас, і на віки віків. Амінь.</w:t>
       </w:r>
@@ -21900,7 +23281,7 @@
           <w:sz w:val="24"/>
           <w:szCs w:val="24"/>
         </w:rPr>
-        <w:t>(3 р.)</w:t>
+        <w:t>(3 р.)</w:t>
       </w:r>
       <w:r>
         <w:rPr>
@@ -22658,7 +24039,6 @@
           <w:i/>
           <w:color w:val="FF4400"/>
           <w:sz w:val="24"/>
-          <w:szCs w:val="24"/>
         </w:rPr>
         <w:t>Священик:</w:t>
       </w:r>
@@ -22666,7 +24046,6 @@
         <w:rPr>
           <w:rFonts w:ascii="Times New Roman" w:hAnsi="Times New Roman"/>
           <w:sz w:val="24"/>
-          <w:szCs w:val="24"/>
         </w:rPr>
         <w:t xml:space="preserve"> Слава тобі, Христе Боже, надіє наша, слава тобі!</w:t>
       </w:r>
@@ -22724,7 +24103,7 @@
           <w:sz w:val="24"/>
           <w:szCs w:val="24"/>
         </w:rPr>
-        <w:t>(3 р.)</w:t>
+        <w:t>(3 р.)</w:t>
       </w:r>
       <w:r>
         <w:rPr>
@@ -22745,18 +24124,12 @@
       </w:r>
     </w:p>
     <w:p>
-      <w:pPr>
-        <w:rPr>
-          <w:rFonts w:ascii="Times New Roman" w:hAnsi="Times New Roman"/>
-        </w:rPr>
-      </w:pPr>
       <w:r>
         <w:rPr>
           <w:rFonts w:ascii="Times New Roman" w:hAnsi="Times New Roman"/>
           <w:i/>
           <w:color w:val="FF4400"/>
           <w:sz w:val="24"/>
-          <w:szCs w:val="24"/>
         </w:rPr>
         <w:t>Священик:</w:t>
       </w:r>
@@ -22764,7 +24137,6 @@
         <w:rPr>
           <w:rFonts w:ascii="Times New Roman" w:hAnsi="Times New Roman"/>
           <w:sz w:val="24"/>
-          <w:szCs w:val="24"/>
         </w:rPr>
         <w:t xml:space="preserve"> Христос, істинний Бог наш - молитвами пречистої Своєї Матері, заступництвом чесних небесних сил безтілесних, святих славних і всехвальних апостолів, святого, </w:t>
       </w:r>
@@ -22774,7 +24146,6 @@
           <w:i/>
           <w:color w:val="FF4400"/>
           <w:sz w:val="24"/>
-          <w:szCs w:val="24"/>
         </w:rPr>
         <w:t>якого є храм</w:t>
       </w:r>
@@ -22782,17 +24153,8 @@
         <w:rPr>
           <w:rFonts w:ascii="Times New Roman" w:hAnsi="Times New Roman"/>
           <w:sz w:val="24"/>
-          <w:szCs w:val="24"/>
-        </w:rPr>
-        <w:t>, святого мученика</w:t>
-      </w:r>
-      <w:r>
-        <w:rPr>
-          <w:rFonts w:ascii="Times New Roman" w:hAnsi="Times New Roman"/>
-          <w:sz w:val="24"/>
-          <w:szCs w:val="24"/>
-        </w:rPr>
-        <w:t xml:space="preserve"> Євсигнія і всіх святих - помилує і спасе нас як благий і людинолюбний.</w:t>
+        </w:rPr>
+        <w:t>, святого мученика Євсигнія і всіх святих - помилує і спасе нас як благий і людинолюбний.</w:t>
       </w:r>
     </w:p>
     <w:p>
